--- a/public/business-plans/agriculture.docx
+++ b/public/business-plans/agriculture.docx
@@ -56,7 +56,7 @@
           <w:rStyle w:val="CkCaption"/>
           <w:i/>
         </w:rPr>
-        <w:t>Это готовый образец (шаблон) бизнес-плана MoliyaHub для отрасли «Сельское, лесное и рыбное хозяйство». Замените текст в квадратных скобках [впишите] и примеры на данные вашего проекта, добавьте или удалите пункты по необходимости. Абзацы в рамке, отмеченные «ПРИМЕР», — иллюстрация формата ответа, а не факты о реальной компании. Финансовый план с рабочими формулами (SUM, прибыль, срок окупаемости, рентабельность) — в отдельном Excel-файле с тем же названием, который дополняет этот документ.</w:t>
+        <w:t>Это готовый образец (шаблон) бизнес-плана MoliyaHub для отрасли «Сельское, лесное и рыбное хозяйство». Замените текст в квадратных скобках [впишите] и примеры на данные вашего проекта, добавьте или удалите пункты по необходимости. Абзацы в рамке, отмеченные «ПРИМЕР», и раздел «Пример финансового расчёта» — иллюстрация формата и порядка величины на основе рыночных ориентиров 2025-2026 года, а не факты и не финансовая отчётность о реальной компании: перед подачей в банк или инвестору замените их на данные своего проекта. Тот же расчёт с рабочими формулами (SUM, прибыль, срок окупаемости, рентабельность), которые пересчитываются автоматически, — в отдельном Excel-файле с тем же названием, который дополняет этот документ.</w:t>
       </w:r>
     </w:p>
     <w:p>
@@ -469,13 +469,842 @@
     <w:p>
       <w:pPr>
         <w:pStyle w:val="Heading2"/>
+        <ck:id v="financial-example"/>
+      </w:pPr>
+      <w:bookmarkStart w:id="9" w:name="financial_example"/>
+      <w:r>
+        <w:t>Пример финансового расчёта</w:t>
+      </w:r>
+      <w:bookmarkEnd w:id="9"/>
+    </w:p>
+    <w:p>
+      <w:r>
+        <w:rPr>
+          <w:rStyle w:val="CkCaption"/>
+          <w:i/>
+        </w:rPr>
+        <w:t>Ниже — полностью посчитанный пример для иллюстративной компании из резюме, на основе рыночных ориентиров 2025-2026 года (аренда, зарплаты, цены на оборудование, налоги, ставки — со ссылкой на источник там, где он известен) и экспертных оценок порядка величины там, где точных данных нет (это отмечено в комментариях). Он показывает логику расчёта и реалистичный масштаб цифр — это не финансовая отчётность и не готовая заявка на кредит. Тот же расчёт с рабочими формулами — в Excel-файле с тем же названием; замените суммы там на данные своего проекта, и всё пересчитается автоматически.</w:t>
+      </w:r>
+    </w:p>
+    <w:p>
+      <w:r>
+        <w:rPr>
+          <w:b/>
+        </w:rPr>
+        <w:t>Стартовые затраты (единоразово)</w:t>
+      </w:r>
+    </w:p>
+    <w:tbl>
+      <w:tblPr>
+        <w:tblStyle w:val="CkTable"/>
+        <w:tblW w:w="0" w:type="auto"/>
+        <w:tblLayout w:type="autofit"/>
+        <w:tblLook w:firstRow="1" w:lastRow="0" w:firstColumn="0" w:lastColumn="0" w:noHBand="0" w:noVBand="1"/>
+      </w:tblPr>
+      <w:tblGrid>
+        <w:gridCol/>
+        <w:gridCol/>
+        <w:gridCol/>
+      </w:tblGrid>
+      <w:tr>
+        <w:trPr>
+          <w:tblHeader/>
+        </w:trPr>
+        <w:tc>
+          <w:tcPr/>
+          <w:p>
+            <w:r>
+              <w:rPr>
+                <w:b/>
+              </w:rPr>
+              <w:t>Статья</w:t>
+            </w:r>
+          </w:p>
+        </w:tc>
+        <w:tc>
+          <w:tcPr/>
+          <w:p>
+            <w:r>
+              <w:rPr>
+                <w:b/>
+              </w:rPr>
+              <w:t>Сумма, сум</w:t>
+            </w:r>
+          </w:p>
+        </w:tc>
+        <w:tc>
+          <w:tcPr/>
+          <w:p>
+            <w:r>
+              <w:rPr>
+                <w:b/>
+              </w:rPr>
+              <w:t>Комментарий</w:t>
+            </w:r>
+          </w:p>
+        </w:tc>
+      </w:tr>
+      <w:tr>
+        <w:tc>
+          <w:tcPr/>
+          <w:p>
+            <w:r>
+              <w:t>Аренда/оформление земельного участка</w:t>
+            </w:r>
+          </w:p>
+        </w:tc>
+        <w:tc>
+          <w:tcPr/>
+          <w:p>
+            <w:r>
+              <w:t>25 000 000</w:t>
+            </w:r>
+          </w:p>
+        </w:tc>
+        <w:tc>
+          <w:tcPr/>
+          <w:p>
+            <w:r>
+              <w:t>оценка: оформление долгосрочной аренды с/х земли (5 га) и кадастровые работы в Самаркандской обл.</w:t>
+            </w:r>
+          </w:p>
+        </w:tc>
+      </w:tr>
+      <w:tr>
+        <w:tc>
+          <w:tcPr/>
+          <w:p>
+            <w:r>
+              <w:t>Семена/посадочный материал или молодняк скота</w:t>
+            </w:r>
+          </w:p>
+        </w:tc>
+        <w:tc>
+          <w:tcPr/>
+          <w:p>
+            <w:r>
+              <w:t>182 000 000</w:t>
+            </w:r>
+          </w:p>
+        </w:tc>
+        <w:tc>
+          <w:tcPr/>
+          <w:p>
+            <w:r>
+              <w:t>оценка: ~2800 саженцев/га × 5 га = 14000 саженцев × ~13 тыс. сум/саженец (сертифицированный посадочный материал)</w:t>
+            </w:r>
+          </w:p>
+        </w:tc>
+      </w:tr>
+      <w:tr>
+        <w:tc>
+          <w:tcPr/>
+          <w:p>
+            <w:r>
+              <w:t>Сельхозтехника и инвентарь</w:t>
+            </w:r>
+          </w:p>
+        </w:tc>
+        <w:tc>
+          <w:tcPr/>
+          <w:p>
+            <w:r>
+              <w:t>90 000 000</w:t>
+            </w:r>
+          </w:p>
+        </w:tc>
+        <w:tc>
+          <w:tcPr/>
+          <w:p>
+            <w:r>
+              <w:t>оценка: минитрактор, опрыскиватель, мульчер, ручной инвентарь</w:t>
+            </w:r>
+          </w:p>
+        </w:tc>
+      </w:tr>
+      <w:tr>
+        <w:tc>
+          <w:tcPr/>
+          <w:p>
+            <w:r>
+              <w:t>Ирригационная система (капельное орошение)</w:t>
+            </w:r>
+          </w:p>
+        </w:tc>
+        <w:tc>
+          <w:tcPr/>
+          <w:p>
+            <w:r>
+              <w:t>120 000 000</w:t>
+            </w:r>
+          </w:p>
+        </w:tc>
+        <w:tc>
+          <w:tcPr/>
+          <w:p>
+            <w:r>
+              <w:t>оценка ~$2000/га — ориентир по системам капельного орошения для интенсивных садов</w:t>
+            </w:r>
+          </w:p>
+        </w:tc>
+      </w:tr>
+      <w:tr>
+        <w:tc>
+          <w:tcPr/>
+          <w:p>
+            <w:r>
+              <w:t>Хозпостройки / теплицы / загоны</w:t>
+            </w:r>
+          </w:p>
+        </w:tc>
+        <w:tc>
+          <w:tcPr/>
+          <w:p>
+            <w:r>
+              <w:t>70 000 000</w:t>
+            </w:r>
+          </w:p>
+        </w:tc>
+        <w:tc>
+          <w:tcPr/>
+          <w:p>
+            <w:r>
+              <w:t>оценка: навесы, ограждение участка, бытовые постройки</w:t>
+            </w:r>
+          </w:p>
+        </w:tc>
+      </w:tr>
+      <w:tr>
+        <w:tc>
+          <w:tcPr/>
+          <w:p>
+            <w:r>
+              <w:t>Холодильная камера / мини-хранилище</w:t>
+            </w:r>
+          </w:p>
+        </w:tc>
+        <w:tc>
+          <w:tcPr/>
+          <w:p>
+            <w:r>
+              <w:t>130 000 000</w:t>
+            </w:r>
+          </w:p>
+        </w:tc>
+        <w:tc>
+          <w:tcPr/>
+          <w:p>
+            <w:r>
+              <w:t>оценка: строительство и оснащение малой холодильной камеры для овощехранилища</w:t>
+            </w:r>
+          </w:p>
+        </w:tc>
+      </w:tr>
+      <w:tr>
+        <w:tc>
+          <w:tcPr/>
+          <w:p>
+            <w:r>
+              <w:t>Регистрация фермерского хозяйства</w:t>
+            </w:r>
+          </w:p>
+        </w:tc>
+        <w:tc>
+          <w:tcPr/>
+          <w:p>
+            <w:r>
+              <w:t>3 000 000</w:t>
+            </w:r>
+          </w:p>
+        </w:tc>
+        <w:tc>
+          <w:tcPr/>
+          <w:p>
+            <w:r>
+              <w:t>оценка: госпошлины и оформление документов</w:t>
+            </w:r>
+          </w:p>
+        </w:tc>
+      </w:tr>
+      <w:tr>
+        <w:tc>
+          <w:tcPr/>
+          <w:p>
+            <w:r>
+              <w:rPr>
+                <w:b/>
+              </w:rPr>
+              <w:t>Итого стартовые затраты</w:t>
+            </w:r>
+          </w:p>
+        </w:tc>
+        <w:tc>
+          <w:tcPr/>
+          <w:p>
+            <w:r>
+              <w:rPr>
+                <w:b/>
+              </w:rPr>
+              <w:t>620 000 000</w:t>
+            </w:r>
+          </w:p>
+        </w:tc>
+        <w:tc>
+          <w:tcPr/>
+          <w:p/>
+        </w:tc>
+      </w:tr>
+    </w:tbl>
+    <w:p>
+      <w:r>
+        <w:rPr>
+          <w:b/>
+        </w:rPr>
+        <w:t>Ежемесячная выручка</w:t>
+      </w:r>
+    </w:p>
+    <w:tbl>
+      <w:tblPr>
+        <w:tblStyle w:val="CkTable"/>
+        <w:tblW w:w="0" w:type="auto"/>
+        <w:tblLayout w:type="autofit"/>
+        <w:tblLook w:firstRow="1" w:lastRow="0" w:firstColumn="0" w:lastColumn="0" w:noHBand="0" w:noVBand="1"/>
+      </w:tblPr>
+      <w:tblGrid>
+        <w:gridCol/>
+        <w:gridCol/>
+        <w:gridCol/>
+      </w:tblGrid>
+      <w:tr>
+        <w:trPr>
+          <w:tblHeader/>
+        </w:trPr>
+        <w:tc>
+          <w:tcPr/>
+          <w:p>
+            <w:r>
+              <w:rPr>
+                <w:b/>
+              </w:rPr>
+              <w:t>Статья</w:t>
+            </w:r>
+          </w:p>
+        </w:tc>
+        <w:tc>
+          <w:tcPr/>
+          <w:p>
+            <w:r>
+              <w:rPr>
+                <w:b/>
+              </w:rPr>
+              <w:t>Сумма, сум</w:t>
+            </w:r>
+          </w:p>
+        </w:tc>
+        <w:tc>
+          <w:tcPr/>
+          <w:p>
+            <w:r>
+              <w:rPr>
+                <w:b/>
+              </w:rPr>
+              <w:t>Комментарий</w:t>
+            </w:r>
+          </w:p>
+        </w:tc>
+      </w:tr>
+      <w:tr>
+        <w:tc>
+          <w:tcPr/>
+          <w:p>
+            <w:r>
+              <w:t>Продажа урожая/продукции оптовым закупщикам</w:t>
+            </w:r>
+          </w:p>
+        </w:tc>
+        <w:tc>
+          <w:tcPr/>
+          <w:p>
+            <w:r>
+              <w:t>12 500 000</w:t>
+            </w:r>
+          </w:p>
+        </w:tc>
+        <w:tc>
+          <w:tcPr/>
+          <w:p>
+            <w:r>
+              <w:t>среднемесячное значение за 3-й год (первый частичный товарный урожай, ~9 т/га из потенциала 18-20 т/га на пике) — см. примечание ниже</w:t>
+            </w:r>
+          </w:p>
+        </w:tc>
+      </w:tr>
+      <w:tr>
+        <w:tc>
+          <w:tcPr/>
+          <w:p>
+            <w:r>
+              <w:t>Продажа на рынке / через кооператив</w:t>
+            </w:r>
+          </w:p>
+        </w:tc>
+        <w:tc>
+          <w:tcPr/>
+          <w:p>
+            <w:r>
+              <w:t>3 000 000</w:t>
+            </w:r>
+          </w:p>
+        </w:tc>
+        <w:tc>
+          <w:tcPr/>
+          <w:p>
+            <w:r>
+              <w:t>15% от годовой выручки года 3, распределено по месяцам — оценка</w:t>
+            </w:r>
+          </w:p>
+        </w:tc>
+      </w:tr>
+      <w:tr>
+        <w:tc>
+          <w:tcPr/>
+          <w:p>
+            <w:r>
+              <w:t>Переработка (сушка, соки, консервация)</w:t>
+            </w:r>
+          </w:p>
+        </w:tc>
+        <w:tc>
+          <w:tcPr/>
+          <w:p>
+            <w:r>
+              <w:t>2 000 000</w:t>
+            </w:r>
+          </w:p>
+        </w:tc>
+        <w:tc>
+          <w:tcPr/>
+          <w:p>
+            <w:r>
+              <w:t>10% от годовой выручки года 3 — переработка некондиционных яблок</w:t>
+            </w:r>
+          </w:p>
+        </w:tc>
+      </w:tr>
+      <w:tr>
+        <w:tc>
+          <w:tcPr/>
+          <w:p>
+            <w:r>
+              <w:t>Экспортные контракты</w:t>
+            </w:r>
+          </w:p>
+        </w:tc>
+        <w:tc>
+          <w:tcPr/>
+          <w:p>
+            <w:r>
+              <w:t>3 000 000</w:t>
+            </w:r>
+          </w:p>
+        </w:tc>
+        <w:tc>
+          <w:tcPr/>
+          <w:p>
+            <w:r>
+              <w:t>15% от годовой выручки года 3 — объём пока ограничен на этапе выхода на плодоношение</w:t>
+            </w:r>
+          </w:p>
+        </w:tc>
+      </w:tr>
+      <w:tr>
+        <w:tc>
+          <w:tcPr/>
+          <w:p>
+            <w:r>
+              <w:rPr>
+                <w:b/>
+              </w:rPr>
+              <w:t>Итого выручка/мес</w:t>
+            </w:r>
+          </w:p>
+        </w:tc>
+        <w:tc>
+          <w:tcPr/>
+          <w:p>
+            <w:r>
+              <w:rPr>
+                <w:b/>
+              </w:rPr>
+              <w:t>20 500 000</w:t>
+            </w:r>
+          </w:p>
+        </w:tc>
+        <w:tc>
+          <w:tcPr/>
+          <w:p/>
+        </w:tc>
+      </w:tr>
+    </w:tbl>
+    <w:p>
+      <w:r>
+        <w:rPr>
+          <w:b/>
+        </w:rPr>
+        <w:t>Ежемесячные операционные расходы</w:t>
+      </w:r>
+    </w:p>
+    <w:tbl>
+      <w:tblPr>
+        <w:tblStyle w:val="CkTable"/>
+        <w:tblW w:w="0" w:type="auto"/>
+        <w:tblLayout w:type="autofit"/>
+        <w:tblLook w:firstRow="1" w:lastRow="0" w:firstColumn="0" w:lastColumn="0" w:noHBand="0" w:noVBand="1"/>
+      </w:tblPr>
+      <w:tblGrid>
+        <w:gridCol/>
+        <w:gridCol/>
+        <w:gridCol/>
+      </w:tblGrid>
+      <w:tr>
+        <w:trPr>
+          <w:tblHeader/>
+        </w:trPr>
+        <w:tc>
+          <w:tcPr/>
+          <w:p>
+            <w:r>
+              <w:rPr>
+                <w:b/>
+              </w:rPr>
+              <w:t>Статья</w:t>
+            </w:r>
+          </w:p>
+        </w:tc>
+        <w:tc>
+          <w:tcPr/>
+          <w:p>
+            <w:r>
+              <w:rPr>
+                <w:b/>
+              </w:rPr>
+              <w:t>Сумма, сум</w:t>
+            </w:r>
+          </w:p>
+        </w:tc>
+        <w:tc>
+          <w:tcPr/>
+          <w:p>
+            <w:r>
+              <w:rPr>
+                <w:b/>
+              </w:rPr>
+              <w:t>Комментарий</w:t>
+            </w:r>
+          </w:p>
+        </w:tc>
+      </w:tr>
+      <w:tr>
+        <w:tc>
+          <w:tcPr/>
+          <w:p>
+            <w:r>
+              <w:t>Семена / корма</w:t>
+            </w:r>
+          </w:p>
+        </w:tc>
+        <w:tc>
+          <w:tcPr/>
+          <w:p>
+            <w:r>
+              <w:t>1 500 000</w:t>
+            </w:r>
+          </w:p>
+        </w:tc>
+        <w:tc>
+          <w:tcPr/>
+          <w:p>
+            <w:r>
+              <w:t>оценка: докупка/замена части саженцев, мульчирующие материалы</w:t>
+            </w:r>
+          </w:p>
+        </w:tc>
+      </w:tr>
+      <w:tr>
+        <w:tc>
+          <w:tcPr/>
+          <w:p>
+            <w:r>
+              <w:t>ГСМ и обслуживание техники</w:t>
+            </w:r>
+          </w:p>
+        </w:tc>
+        <w:tc>
+          <w:tcPr/>
+          <w:p>
+            <w:r>
+              <w:t>2 000 000</w:t>
+            </w:r>
+          </w:p>
+        </w:tc>
+        <w:tc>
+          <w:tcPr/>
+          <w:p>
+            <w:r>
+              <w:t>оценка эксплуатационных расходов минитрактора и опрыскивателя</w:t>
+            </w:r>
+          </w:p>
+        </w:tc>
+      </w:tr>
+      <w:tr>
+        <w:tc>
+          <w:tcPr/>
+          <w:p>
+            <w:r>
+              <w:t>Оплата труда сезонных работников</w:t>
+            </w:r>
+          </w:p>
+        </w:tc>
+        <w:tc>
+          <w:tcPr/>
+          <w:p>
+            <w:r>
+              <w:t>5 500 000</w:t>
+            </w:r>
+          </w:p>
+        </w:tc>
+        <w:tc>
+          <w:tcPr/>
+          <w:p>
+            <w:r>
+              <w:t>1 постоянный бригадир (~3 млн) + сезонные работники на обрезку/сбор (~2,5 млн в среднем по году)</w:t>
+            </w:r>
+          </w:p>
+        </w:tc>
+      </w:tr>
+      <w:tr>
+        <w:tc>
+          <w:tcPr/>
+          <w:p>
+            <w:r>
+              <w:t>Вода и ирригация</w:t>
+            </w:r>
+          </w:p>
+        </w:tc>
+        <w:tc>
+          <w:tcPr/>
+          <w:p>
+            <w:r>
+              <w:t>2 000 000</w:t>
+            </w:r>
+          </w:p>
+        </w:tc>
+        <w:tc>
+          <w:tcPr/>
+          <w:p>
+            <w:r>
+              <w:t>оценка платы за воду и электроэнергию для насосов капельного орошения</w:t>
+            </w:r>
+          </w:p>
+        </w:tc>
+      </w:tr>
+      <w:tr>
+        <w:tc>
+          <w:tcPr/>
+          <w:p>
+            <w:r>
+              <w:t>Удобрения и средства защиты растений / ветеринария</w:t>
+            </w:r>
+          </w:p>
+        </w:tc>
+        <w:tc>
+          <w:tcPr/>
+          <w:p>
+            <w:r>
+              <w:t>3 500 000</w:t>
+            </w:r>
+          </w:p>
+        </w:tc>
+        <w:tc>
+          <w:tcPr/>
+          <w:p>
+            <w:r>
+              <w:t>оценка на 5 га интенсивного сада</w:t>
+            </w:r>
+          </w:p>
+        </w:tc>
+      </w:tr>
+      <w:tr>
+        <w:tc>
+          <w:tcPr/>
+          <w:p>
+            <w:r>
+              <w:t>Хранение и логистика</w:t>
+            </w:r>
+          </w:p>
+        </w:tc>
+        <w:tc>
+          <w:tcPr/>
+          <w:p>
+            <w:r>
+              <w:t>2 500 000</w:t>
+            </w:r>
+          </w:p>
+        </w:tc>
+        <w:tc>
+          <w:tcPr/>
+          <w:p>
+            <w:r>
+              <w:t>оценка эксплуатации холодильной камеры и транспортировки продукции</w:t>
+            </w:r>
+          </w:p>
+        </w:tc>
+      </w:tr>
+      <w:tr>
+        <w:tc>
+          <w:tcPr/>
+          <w:p>
+            <w:r>
+              <w:t>Страхование урожая/поголовья</w:t>
+            </w:r>
+          </w:p>
+        </w:tc>
+        <w:tc>
+          <w:tcPr/>
+          <w:p>
+            <w:r>
+              <w:t>1 000 000</w:t>
+            </w:r>
+          </w:p>
+        </w:tc>
+        <w:tc>
+          <w:tcPr/>
+          <w:p>
+            <w:r>
+              <w:t>оценка страховой премии агрострахования, распределённой по месяцам</w:t>
+            </w:r>
+          </w:p>
+        </w:tc>
+      </w:tr>
+      <w:tr>
+        <w:tc>
+          <w:tcPr/>
+          <w:p>
+            <w:r>
+              <w:rPr>
+                <w:b/>
+              </w:rPr>
+              <w:t>Итого расходы/мес</w:t>
+            </w:r>
+          </w:p>
+        </w:tc>
+        <w:tc>
+          <w:tcPr/>
+          <w:p>
+            <w:r>
+              <w:rPr>
+                <w:b/>
+              </w:rPr>
+              <w:t>18 000 000</w:t>
+            </w:r>
+          </w:p>
+        </w:tc>
+        <w:tc>
+          <w:tcPr/>
+          <w:p/>
+        </w:tc>
+      </w:tr>
+    </w:tbl>
+    <w:sdt>
+      <w:sdtPr>
+        <w:tag w:val="clarkdown:div"/>
+        <ck:div v="|panel|"/>
+      </w:sdtPr>
+      <w:sdtContent>
+        <w:tbl>
+          <w:tblPr>
+            <w:tblW w:w="5000" w:type="pct"/>
+            <w:tblBorders>
+              <w:top w:val="none"/>
+              <w:left w:val="none"/>
+              <w:bottom w:val="none"/>
+              <w:right w:val="none"/>
+              <w:insideH w:val="none"/>
+              <w:insideV w:val="none"/>
+            </w:tblBorders>
+            <w:tblCellMar>
+              <w:top w:w="320" w:type="dxa"/>
+              <w:left w:w="240" w:type="dxa"/>
+              <w:bottom w:w="320" w:type="dxa"/>
+              <w:right w:w="240" w:type="dxa"/>
+            </w:tblCellMar>
+          </w:tblPr>
+          <w:tblGrid>
+            <w:gridCol/>
+          </w:tblGrid>
+          <w:tr>
+            <w:tc>
+              <w:tcPr>
+                <w:shd w:val="clear" w:fill="E4E4E4"/>
+              </w:tcPr>
+              <w:p>
+                <w:r>
+                  <w:rPr>
+                    <w:b/>
+                  </w:rPr>
+                  <w:t>Ежемесячная прибыль:</w:t>
+                </w:r>
+                <w:r>
+                  <w:t xml:space="preserve"> 2 500 000 сум · </w:t>
+                </w:r>
+                <w:r>
+                  <w:rPr>
+                    <w:b/>
+                  </w:rPr>
+                  <w:t>Срок окупаемости:</w:t>
+                </w:r>
+                <w:r>
+                  <w:t xml:space="preserve"> 248,0 мес. · </w:t>
+                </w:r>
+                <w:r>
+                  <w:rPr>
+                    <w:b/>
+                  </w:rPr>
+                  <w:t>Рентабельность продаж:</w:t>
+                </w:r>
+                <w:r>
+                  <w:t xml:space="preserve"> 12,2%</w:t>
+                </w:r>
+              </w:p>
+            </w:tc>
+          </w:tr>
+        </w:tbl>
+      </w:sdtContent>
+    </w:sdt>
+    <w:p>
+      <w:r>
+        <w:rPr>
+          <w:rStyle w:val="CkCaption"/>
+          <w:i/>
+        </w:rPr>
+        <w:t>Как считался этот пример: важно про сад — сумма стартовых затрат (620 млн сум) точно соответствует резюме. Но приведённая выручка — это средний месяц именно 3-го года (первый товарный, но частичный урожай). При таком урожае прибыль года 3 — лишь ≈2,5 млн сум/мес, что само по себе не даёт окупаемость за 5-6 лет. Заявленный в резюме срок 5-6 лет реалистичен только для проекта целиком: годы 1-2 — закладка сада без товарного урожая, год 3 — частичный урожай (показан здесь), годы 4-6 — урожайность растёт к пиковой, и накопленная за эти годы прибыль покрывает инвестиции. Это нормальная особенность садоводческих/многолетних проектов — окупаемость считается по накопленному денежному потоку за годы, а не по прибыли одного месяца.</w:t>
+      </w:r>
+    </w:p>
+    <w:p>
+      <w:r>
+        <w:t>[Впишите] Пересчитайте таблицы выше на основе цен, ставок аренды/зарплат и объёмов продаж вашего проекта в вашем регионе.</w:t>
+      </w:r>
+    </w:p>
+    <w:p>
+      <w:pPr>
+        <w:pStyle w:val="Heading2"/>
         <ck:id v="risks"/>
       </w:pPr>
-      <w:bookmarkStart w:id="9" w:name="risks"/>
+      <w:bookmarkStart w:id="10" w:name="risks"/>
       <w:r>
         <w:t>Риски и меры по их снижению</w:t>
       </w:r>
-      <w:bookmarkEnd w:id="9"/>
+      <w:bookmarkEnd w:id="10"/>
     </w:p>
     <w:tbl>
       <w:tblPr>

--- a/public/business-plans/agriculture.docx
+++ b/public/business-plans/agriculture.docx
@@ -9,7 +9,7 @@
       </w:pPr>
       <w:bookmarkStart w:id="0" w:name="section"/>
       <w:r>
-        <w:t>БИЗНЕС-ПЛАН: СЕЛЬСКОЕ, ЛЕСНОЕ И РЫБНОЕ ХОЗЯЙСТВО</w:t>
+        <w:t>ТЕХНИКО-ЭКОНОМИЧЕСКОЕ ОБОСНОВАНИЕ ПРОЕКТА</w:t>
       </w:r>
       <w:bookmarkEnd w:id="0"/>
     </w:p>
@@ -18,18 +18,18 @@
         <w:rPr>
           <w:rStyle w:val="CkMuted"/>
         </w:rPr>
-        <w:t>Пример: фермерское хозяйство (растениеводство или животноводство)</w:t>
-      </w:r>
-    </w:p>
-    <w:p>
-      <w:r>
-        <w:t>Название проекта: [впишите]</w:t>
+        <w:t>Расширенный образец (ТЭО) для отрасли «Сельское хозяйство (садоводство)» — по структуре, близкой к банковской</w:t>
+      </w:r>
+    </w:p>
+    <w:p>
+      <w:r>
+        <w:t>Наименование проекта: [впишите]</w:t>
       </w:r>
       <w:r>
         <w:br/>
       </w:r>
       <w:r>
-        <w:t>Автор / компания: [впишите]</w:t>
+        <w:t>Инициатор / заёмщик: [впишите]</w:t>
       </w:r>
       <w:r>
         <w:br/>
@@ -41,13 +41,13 @@
         <w:br/>
       </w:r>
       <w:r>
-        <w:t>Требуемая сумма инвестиций, сум: [впишите]</w:t>
+        <w:t>Полная стоимость проекта, сум: [впишите]</w:t>
       </w:r>
       <w:r>
         <w:br/>
       </w:r>
       <w:r>
-        <w:t>Дата: [впишите]</w:t>
+        <w:t>Дата составления: [впишите]</w:t>
       </w:r>
     </w:p>
     <w:p>
@@ -56,7 +56,28 @@
           <w:rStyle w:val="CkCaption"/>
           <w:i/>
         </w:rPr>
-        <w:t>Это готовый образец (шаблон) бизнес-плана MoliyaHub для отрасли «Сельское, лесное и рыбное хозяйство». Замените текст в квадратных скобках [впишите] и примеры на данные вашего проекта, добавьте или удалите пункты по необходимости. Абзацы в рамке, отмеченные «ПРИМЕР», и раздел «Пример финансового расчёта» — иллюстрация формата и порядка величины на основе рыночных ориентиров 2025-2026 года, а не факты и не финансовая отчётность о реальной компании: перед подачей в банк или инвестору замените их на данные своего проекта. Тот же расчёт с рабочими формулами (SUM, прибыль, срок окупаемости, рентабельность), которые пересчитываются автоматически, — в отдельном Excel-файле с тем же названием, который дополняет этот документ.</w:t>
+        <w:t>Это расширенный образец (шаблон) MoliyaHub, построенный по структуре типового технико-экономического обоснования (ТЭО), которое банки Узбекистана обычно запрашивают при рассмотрении кредитной заявки на инвестиционный проект — с меморандумом о конфиденциальности, разделом о заёмщике, структурой финансирования, таблицей персонала и взвешенной оценкой рисков. Это НЕ более простой типовой бизнес-план (тот доступен на MoliyaHub отдельным файлом для той же отрасли) — это более полный и подробный формат для тех, кто готовит заявку сразу под требования банка. Все суммы и показатели ниже — иллюстративный пример для вымышленной компании, основанный на рыночных ориентирах 2025-2026 года и экспертных оценках порядка величины, а НЕ факт о реальной компании и не финансовая отчётность. Реквизиты заёмщика (ИНН, адрес, учредители, паспортные данные) должны быть заполнены вашими настоящими данными — образец сознательно не содержит вымышленных номеров документов, чтобы их нельзя было принять за реальные. Полная финансовая модель с рабочими формулами (16 связанных листов: смета, финансирование, амортизация, себестоимость по месяцам, график кредита, P&amp;L, рабочий капитал, поток наличности, NPV/IRR, точка безубыточности, прогнозный баланс) — в отдельном Excel-файле с тем же названием, который дополняет этот документ.</w:t>
+      </w:r>
+    </w:p>
+    <w:p>
+      <w:pPr>
+        <w:pStyle w:val="Heading2"/>
+        <ck:id v="confidentiality"/>
+      </w:pPr>
+      <w:bookmarkStart w:id="1" w:name="confidentiality"/>
+      <w:r>
+        <w:t>Меморандум о конфиденциальности</w:t>
+      </w:r>
+      <w:bookmarkEnd w:id="1"/>
+    </w:p>
+    <w:p>
+      <w:r>
+        <w:t>Настоящий документ и приложенная к нему финансовая модель содержат информацию о планируемой хозяйственной деятельности заёмщика и предназначены исключительно для рассмотрения кредитующим банком (инвестором) в целях принятия решения об участии в проекте. Документ не подлежит копированию или передаче третьим лицам без письменного согласия заёмщика, за исключением случаев, предусмотренных законодательством Республики Узбекистан. Все финансовые показатели являются прогнозными и не гарантируют фактического результата.</w:t>
+      </w:r>
+    </w:p>
+    <w:p>
+      <w:r>
+        <w:t>[Впишите] При подготовке реальной заявки замените этот раздел меморандумом о конфиденциальности вашей компании либо согласуйте формулировку с юристом и требованиями конкретного банка.</w:t>
       </w:r>
     </w:p>
     <w:p>
@@ -64,11 +85,11 @@
         <w:pStyle w:val="Heading2"/>
         <ck:id v="resume"/>
       </w:pPr>
-      <w:bookmarkStart w:id="1" w:name="resume"/>
+      <w:bookmarkStart w:id="2" w:name="resume"/>
       <w:r>
         <w:t>Резюме проекта</w:t>
       </w:r>
-      <w:bookmarkEnd w:id="1"/>
+      <w:bookmarkEnd w:id="2"/>
     </w:p>
     <w:sdt>
       <w:sdtPr>
@@ -112,7 +133,7 @@
               </w:p>
               <w:p>
                 <w:r>
-                  <w:t>Фермерское хозяйство «Bog' Diyori» в Самаркандской области закладывает интенсивный яблоневый сад на 5 га по капельному орошению и строит небольшое овощехранилище с холодильной камерой. Требуемые инвестиции — 620 млн сум; выход на товарный урожай — с 3-го года, окупаемость сада с учётом хранения продукции — ориентировочно 5-6 лет.</w:t>
+                  <w:t>ФХ «Zarafshon Bog'lari» реализует проект «Закладка и развитие интенсивного сада на 5 га»: Интенсивный яблоневый сад на 5 га с капельным орошением, холодильным мини-хранилищем и частичной переработкой урожая. Год 1 расчёта представляет средний месяц 3-го года проекта (первый частичный товарный урожай) — см. примечание о многолетней экономике садоводства. Полная стоимость проекта — 620 000 000 сум, из которых 410 000 000 сум — банковский кредит на 60 месяцев под 22% годовых с льготным периодом 12 месяца(ев), остальное — собственный капитал инициатора. При выходе на проектную мощность выручка составляет 20 500 000 сум/мес; см. раздел «Финансовый план» ниже по срокам окупаемости.</w:t>
                 </w:r>
               </w:p>
             </w:tc>
@@ -128,156 +149,235 @@
     <w:p>
       <w:pPr>
         <w:pStyle w:val="Heading2"/>
-        <ck:id v="company"/>
-      </w:pPr>
-      <w:bookmarkStart w:id="2" w:name="company"/>
-      <w:r>
-        <w:t>Описание компании / проекта</w:t>
-      </w:r>
-      <w:bookmarkEnd w:id="2"/>
-    </w:p>
-    <w:p>
-      <w:r>
-        <w:t>[Впишите] Организационно-правовая форма (ИП/ООО/фермерское хозяйство), команда, текущий статус проекта (идея / MVP / действующий бизнес), уникальное торговое предложение.</w:t>
+        <ck:id v="borrower"/>
+      </w:pPr>
+      <w:bookmarkStart w:id="3" w:name="borrower"/>
+      <w:r>
+        <w:t>Информация о заёмщике</w:t>
+      </w:r>
+      <w:bookmarkEnd w:id="3"/>
+    </w:p>
+    <w:tbl>
+      <w:tblPr>
+        <w:tblStyle w:val="CkTable"/>
+        <w:tblW w:w="0" w:type="auto"/>
+        <w:tblLayout w:type="autofit"/>
+        <w:tblLook w:firstRow="1" w:lastRow="0" w:firstColumn="0" w:lastColumn="0" w:noHBand="0" w:noVBand="1"/>
+      </w:tblPr>
+      <w:tblGrid>
+        <w:gridCol/>
+        <w:gridCol/>
+      </w:tblGrid>
+      <w:tr>
+        <w:trPr>
+          <w:tblHeader/>
+        </w:trPr>
+        <w:tc>
+          <w:tcPr/>
+          <w:p>
+            <w:r>
+              <w:rPr>
+                <w:b/>
+              </w:rPr>
+              <w:t>Реквизит</w:t>
+            </w:r>
+          </w:p>
+        </w:tc>
+        <w:tc>
+          <w:tcPr/>
+          <w:p>
+            <w:r>
+              <w:rPr>
+                <w:b/>
+              </w:rPr>
+              <w:t>Значение</w:t>
+            </w:r>
+          </w:p>
+        </w:tc>
+      </w:tr>
+      <w:tr>
+        <w:tc>
+          <w:tcPr/>
+          <w:p>
+            <w:r>
+              <w:t>Полное наименование</w:t>
+            </w:r>
+          </w:p>
+        </w:tc>
+        <w:tc>
+          <w:tcPr/>
+          <w:p>
+            <w:r>
+              <w:t>ФХ «Zarafshon Bog'lari» (пример)</w:t>
+            </w:r>
+          </w:p>
+        </w:tc>
+      </w:tr>
+      <w:tr>
+        <w:tc>
+          <w:tcPr/>
+          <w:p>
+            <w:r>
+              <w:t>Организационно-правовая форма</w:t>
+            </w:r>
+          </w:p>
+        </w:tc>
+        <w:tc>
+          <w:tcPr/>
+          <w:p>
+            <w:r>
+              <w:t>Фермерское хозяйство</w:t>
+            </w:r>
+          </w:p>
+        </w:tc>
+      </w:tr>
+      <w:tr>
+        <w:tc>
+          <w:tcPr/>
+          <w:p>
+            <w:r>
+              <w:t>Регион / адрес</w:t>
+            </w:r>
+          </w:p>
+        </w:tc>
+        <w:tc>
+          <w:tcPr/>
+          <w:p>
+            <w:r>
+              <w:t>[Впишите] — юридический и фактический адрес</w:t>
+            </w:r>
+          </w:p>
+        </w:tc>
+      </w:tr>
+      <w:tr>
+        <w:tc>
+          <w:tcPr/>
+          <w:p>
+            <w:r>
+              <w:t>ИНН / № свидетельства о регистрации</w:t>
+            </w:r>
+          </w:p>
+        </w:tc>
+        <w:tc>
+          <w:tcPr/>
+          <w:p>
+            <w:r>
+              <w:t>[Впишите]</w:t>
+            </w:r>
+          </w:p>
+        </w:tc>
+      </w:tr>
+      <w:tr>
+        <w:tc>
+          <w:tcPr/>
+          <w:p>
+            <w:r>
+              <w:t>Учредители и доли</w:t>
+            </w:r>
+          </w:p>
+        </w:tc>
+        <w:tc>
+          <w:tcPr/>
+          <w:p>
+            <w:r>
+              <w:t>[Впишите] — Ф.И.О. / наименование, доли участия</w:t>
+            </w:r>
+          </w:p>
+        </w:tc>
+      </w:tr>
+      <w:tr>
+        <w:tc>
+          <w:tcPr/>
+          <w:p>
+            <w:r>
+              <w:t>Основной вид деятельности</w:t>
+            </w:r>
+          </w:p>
+        </w:tc>
+        <w:tc>
+          <w:tcPr/>
+          <w:p>
+            <w:r>
+              <w:t>Сельское хозяйство (садоводство)</w:t>
+            </w:r>
+          </w:p>
+        </w:tc>
+      </w:tr>
+      <w:tr>
+        <w:tc>
+          <w:tcPr/>
+          <w:p>
+            <w:r>
+              <w:t>Дата государственной регистрации</w:t>
+            </w:r>
+          </w:p>
+        </w:tc>
+        <w:tc>
+          <w:tcPr/>
+          <w:p>
+            <w:r>
+              <w:t>[Впишите]</w:t>
+            </w:r>
+          </w:p>
+        </w:tc>
+      </w:tr>
+      <w:tr>
+        <w:tc>
+          <w:tcPr/>
+          <w:p>
+            <w:r>
+              <w:t>Руководитель</w:t>
+            </w:r>
+          </w:p>
+        </w:tc>
+        <w:tc>
+          <w:tcPr/>
+          <w:p>
+            <w:r>
+              <w:t>[Впишите] — Ф.И.О., должность</w:t>
+            </w:r>
+          </w:p>
+        </w:tc>
+      </w:tr>
+      <w:tr>
+        <w:tc>
+          <w:tcPr/>
+          <w:p>
+            <w:r>
+              <w:t>Банковские реквизиты</w:t>
+            </w:r>
+          </w:p>
+        </w:tc>
+        <w:tc>
+          <w:tcPr/>
+          <w:p>
+            <w:r>
+              <w:t>[Впишите] — обслуживающий банк, расчётный счёт</w:t>
+            </w:r>
+          </w:p>
+        </w:tc>
+      </w:tr>
+    </w:tbl>
+    <w:p>
+      <w:r>
+        <w:t>[Впишите] Реквизиты выше — не заполняйте вымышленными номерами: используйте настоящие данные вашей организации при подаче в банк.</w:t>
       </w:r>
     </w:p>
     <w:p>
       <w:pPr>
         <w:pStyle w:val="Heading2"/>
-        <ck:id v="market"/>
-      </w:pPr>
-      <w:bookmarkStart w:id="3" w:name="market"/>
-      <w:r>
-        <w:t>Анализ рынка: Сельское, лесное и рыбное хозяйство</w:t>
-      </w:r>
-      <w:bookmarkEnd w:id="3"/>
-    </w:p>
-    <w:p>
-      <w:pPr>
-        <w:pStyle w:val="ListParagraph"/>
-        <w:numPr>
-          <w:ilvl w:val="0"/>
-          <w:numId w:val="1"/>
-        </w:numPr>
-      </w:pPr>
-      <w:r>
-        <w:t>Сельское хозяйство исторически остаётся одним из крупнейших секторов экономики Узбекистана по числу занятых, особенно в сельской местности — точную актуальную долю в ВВП на момент вашего запуска уточняйте по данным Госкомстата (stat.uz).</w:t>
-      </w:r>
-    </w:p>
-    <w:p>
-      <w:pPr>
-        <w:pStyle w:val="ListParagraph"/>
-        <w:numPr>
-          <w:ilvl w:val="0"/>
-          <w:numId w:val="1"/>
-        </w:numPr>
-      </w:pPr>
-      <w:r>
-        <w:t>Узбекистан входит в число ведущих мировых производителей и экспортёров хлопка-волокна, а также является крупным производителем плодоовощной продукции, винограда и бахчевых в Центральной Азии.</w:t>
-      </w:r>
-    </w:p>
-    <w:p>
-      <w:pPr>
-        <w:pStyle w:val="ListParagraph"/>
-        <w:numPr>
-          <w:ilvl w:val="0"/>
-          <w:numId w:val="1"/>
-        </w:numPr>
-      </w:pPr>
-      <w:r>
-        <w:t>Действуют программы льготного кредитования фермеров (Агробанк, лизинг сельхозтехники через Uzagrolizing) и субсидии на удобрения/технику — условия и ставки меняются по годам, уточняйте актуальные на момент запуска в местном хокимияте или банке.</w:t>
-      </w:r>
-    </w:p>
-    <w:p>
-      <w:pPr>
-        <w:pStyle w:val="ListParagraph"/>
-        <w:numPr>
-          <w:ilvl w:val="0"/>
-          <w:numId w:val="1"/>
-        </w:numPr>
-      </w:pPr>
-      <w:r>
-        <w:t>Растёт спрос на плодоовощную продукцию и продукты переработки как на внутреннем рынке, так и на экспорт (Россия, Казахстан, страны Персидского залива) — но экспорт свежей продукции требует холодильной логистики, без которой значительная часть урожая теряется при хранении и транспортировке.</w:t>
-      </w:r>
-    </w:p>
-    <w:p>
-      <w:pPr>
-        <w:pStyle w:val="ListParagraph"/>
-        <w:numPr>
-          <w:ilvl w:val="0"/>
-          <w:numId w:val="1"/>
-        </w:numPr>
-      </w:pPr>
-      <w:r>
-        <w:t>Для сравнения: Казахстан и Россия — крупные рынки сбыта для узбекского плодоовощного экспорта, но одновременно наращивают собственное тепличное производство (особенно Казахстан), что усиливает сезонную ценовую конкуренцию именно в межсезонье.</w:t>
-      </w:r>
-    </w:p>
-    <w:p>
-      <w:pPr>
-        <w:pStyle w:val="ListParagraph"/>
-        <w:numPr>
-          <w:ilvl w:val="0"/>
-          <w:numId w:val="1"/>
-        </w:numPr>
-      </w:pPr>
-      <w:r>
-        <w:t>Государство продолжает реформу земельных отношений и развитие кластерной модели в отдельных культурах (хлопок, зерно, плодоовощи) — при выборе культуры стоит уточнить, действует ли в регионе кластер и какие обязательства/льготы он даёт.</w:t>
-      </w:r>
-    </w:p>
-    <w:p>
-      <w:pPr>
-        <w:pStyle w:val="ListParagraph"/>
-        <w:numPr>
-          <w:ilvl w:val="0"/>
-          <w:numId w:val="1"/>
-        </w:numPr>
-      </w:pPr>
-      <w:r>
-        <w:t>[Впишите] Урожайность/продуктивность для вашей культуры или вида скота в вашем регионе, закупочные цены — эти данные лучше уточнить у местного хокимията, отраслевой ассоциации или в статистике stat.uz по конкретному региону.</w:t>
-      </w:r>
-    </w:p>
-    <w:p>
-      <w:pPr>
-        <w:pStyle w:val="Heading3"/>
-        <ck:id v="section-1"/>
-      </w:pPr>
-      <w:bookmarkStart w:id="4" w:name="section_1"/>
-      <w:r>
-        <w:t>Конкуренты</w:t>
+        <ck:id v="project-description"/>
+      </w:pPr>
+      <w:bookmarkStart w:id="4" w:name="project_description"/>
+      <w:r>
+        <w:t>Описание проекта</w:t>
       </w:r>
       <w:bookmarkEnd w:id="4"/>
     </w:p>
     <w:p>
       <w:r>
-        <w:t>[Впишите] Список из 3-5 прямых конкурентов, их сильные и слабые стороны, чем вы отличаетесь.</w:t>
-      </w:r>
-    </w:p>
-    <w:p>
-      <w:pPr>
-        <w:pStyle w:val="Heading3"/>
-        <ck:id v="section-2"/>
-      </w:pPr>
-      <w:bookmarkStart w:id="5" w:name="section_2"/>
-      <w:r>
-        <w:t>Целевая аудитория</w:t>
-      </w:r>
-      <w:bookmarkEnd w:id="5"/>
-    </w:p>
-    <w:p>
-      <w:r>
-        <w:t>[Впишите] Портрет основного клиента: кто он, что для него важно при выборе, где его найти.</w:t>
-      </w:r>
-    </w:p>
-    <w:p>
-      <w:pPr>
-        <w:pStyle w:val="Heading2"/>
-        <ck:id v="marketing"/>
-      </w:pPr>
-      <w:bookmarkStart w:id="6" w:name="marketing"/>
-      <w:r>
-        <w:t>Маркетинговый план</w:t>
-      </w:r>
-      <w:bookmarkEnd w:id="6"/>
+        <w:t>[Впишите] Организационно-правовая форма, текущий статус проекта (идея / действующий бизнес / расширение), уникальное торговое предложение, этапы реализации.</w:t>
+      </w:r>
     </w:p>
     <w:sdt>
       <w:sdtPr>
@@ -321,7 +421,7 @@
               </w:p>
               <w:p>
                 <w:r>
-                  <w:t>Продажа урожая по прямым договорам с оптовыми базами Ташкента и 1-2 сетями супермаркетов; часть продукции — через фермерский кооператив для консолидации партий под экспорт; цена — на уровне региональных закупочных с наценкой за сортировку и калибровку плодов.</w:t>
+                  <w:t>Проект уже прошёл закладку сада и монтаж капельного орошения (годы 1-2, без товарного урожая — вне периметра данного расчёта); представленный Год 1 расчёта — это средний месяц 3-го года проекта, когда сад даёт первый частичный товарный урожай; в последующие годы (4-6) урожайность продолжает расти к пиковой.</w:t>
                 </w:r>
               </w:p>
             </w:tc>
@@ -330,20 +430,479 @@
       </w:sdtContent>
     </w:sdt>
     <w:p>
-      <w:r>
-        <w:t>[Впишите] Ценообразование, каналы продвижения и продаж, план привлечения первых клиентов.</w:t>
-      </w:r>
-    </w:p>
-    <w:p>
       <w:pPr>
         <w:pStyle w:val="Heading2"/>
-        <ck:id v="operations"/>
-      </w:pPr>
-      <w:bookmarkStart w:id="7" w:name="operations"/>
-      <w:r>
-        <w:t>Операционный план</w:t>
+        <ck:id v="market"/>
+      </w:pPr>
+      <w:bookmarkStart w:id="5" w:name="market"/>
+      <w:r>
+        <w:t>Анализ рынка: Сельское хозяйство (садоводство)</w:t>
+      </w:r>
+      <w:bookmarkEnd w:id="5"/>
+    </w:p>
+    <w:p>
+      <w:pPr>
+        <w:pStyle w:val="ListParagraph"/>
+        <w:numPr>
+          <w:ilvl w:val="0"/>
+          <w:numId w:val="1"/>
+        </w:numPr>
+      </w:pPr>
+      <w:r>
+        <w:t>Сельское хозяйство исторически остаётся одним из крупнейших секторов экономики Узбекистана по числу занятых, особенно в сельской местности — точную актуальную долю в ВВП на момент запуска уточняйте по данным Госкомстата (stat.uz).</w:t>
+      </w:r>
+    </w:p>
+    <w:p>
+      <w:pPr>
+        <w:pStyle w:val="ListParagraph"/>
+        <w:numPr>
+          <w:ilvl w:val="0"/>
+          <w:numId w:val="1"/>
+        </w:numPr>
+      </w:pPr>
+      <w:r>
+        <w:t>Узбекистан входит в число ведущих мировых производителей и экспортёров хлопка-волокна, а также является крупным производителем плодоовощной продукции, винограда и бахчевых в Центральной Азии.</w:t>
+      </w:r>
+    </w:p>
+    <w:p>
+      <w:pPr>
+        <w:pStyle w:val="ListParagraph"/>
+        <w:numPr>
+          <w:ilvl w:val="0"/>
+          <w:numId w:val="1"/>
+        </w:numPr>
+      </w:pPr>
+      <w:r>
+        <w:t>Действуют программы льготного кредитования фермеров (Агробанк, лизинг сельхозтехники через Uzagrolizing) и субсидии на удобрения/технику — условия и ставки меняются по годам, уточняйте актуальные на момент запуска в местном хокимияте или банке.</w:t>
+      </w:r>
+    </w:p>
+    <w:p>
+      <w:pPr>
+        <w:pStyle w:val="ListParagraph"/>
+        <w:numPr>
+          <w:ilvl w:val="0"/>
+          <w:numId w:val="1"/>
+        </w:numPr>
+      </w:pPr>
+      <w:r>
+        <w:t>Растёт спрос на плодоовощную продукцию и продукты переработки как на внутреннем рынке, так и на экспорт (Россия, Казахстан, страны Персидского залива) — но экспорт свежей продукции требует холодильной логистики, без которой значительная часть урожая теряется при хранении и транспортировке.</w:t>
+      </w:r>
+    </w:p>
+    <w:p>
+      <w:pPr>
+        <w:pStyle w:val="ListParagraph"/>
+        <w:numPr>
+          <w:ilvl w:val="0"/>
+          <w:numId w:val="1"/>
+        </w:numPr>
+      </w:pPr>
+      <w:r>
+        <w:t>Государство продолжает реформу земельных отношений и развитие кластерной модели в отдельных культурах — при выборе культуры стоит уточнить, действует ли в регионе кластер и какие обязательства/льготы он даёт.</w:t>
+      </w:r>
+    </w:p>
+    <w:p>
+      <w:pPr>
+        <w:pStyle w:val="ListParagraph"/>
+        <w:numPr>
+          <w:ilvl w:val="0"/>
+          <w:numId w:val="1"/>
+        </w:numPr>
+      </w:pPr>
+      <w:r>
+        <w:t>[Впишите] Уточните актуальные объёмы рынка, цены и конкурентов в вашем конкретном сегменте и регионе по данным отраслевой статистики и профильных ассоциаций.</w:t>
+      </w:r>
+    </w:p>
+    <w:p>
+      <w:pPr>
+        <w:pStyle w:val="Heading3"/>
+        <ck:id v="section-1"/>
+      </w:pPr>
+      <w:bookmarkStart w:id="6" w:name="section_1"/>
+      <w:r>
+        <w:t>Конкуренты</w:t>
+      </w:r>
+      <w:bookmarkEnd w:id="6"/>
+    </w:p>
+    <w:sdt>
+      <w:sdtPr>
+        <w:tag w:val="clarkdown:div"/>
+        <ck:div v="|panel|"/>
+      </w:sdtPr>
+      <w:sdtContent>
+        <w:tbl>
+          <w:tblPr>
+            <w:tblW w:w="5000" w:type="pct"/>
+            <w:tblBorders>
+              <w:top w:val="none"/>
+              <w:left w:val="none"/>
+              <w:bottom w:val="none"/>
+              <w:right w:val="none"/>
+              <w:insideH w:val="none"/>
+              <w:insideV w:val="none"/>
+            </w:tblBorders>
+            <w:tblCellMar>
+              <w:top w:w="320" w:type="dxa"/>
+              <w:left w:w="240" w:type="dxa"/>
+              <w:bottom w:w="320" w:type="dxa"/>
+              <w:right w:w="240" w:type="dxa"/>
+            </w:tblCellMar>
+          </w:tblPr>
+          <w:tblGrid>
+            <w:gridCol/>
+          </w:tblGrid>
+          <w:tr>
+            <w:tc>
+              <w:tcPr>
+                <w:shd w:val="clear" w:fill="E4E4E4"/>
+              </w:tcPr>
+              <w:p>
+                <w:r>
+                  <w:rPr>
+                    <w:rStyle w:val="CkKicker"/>
+                  </w:rPr>
+                  <w:t>ПРИМЕР — вымышленные компании для иллюстрации формата таблицы</w:t>
+                </w:r>
+              </w:p>
+              <w:tbl>
+                <w:tblPr>
+                  <w:tblStyle w:val="CkTable"/>
+                  <w:tblW w:w="0" w:type="auto"/>
+                  <w:tblLayout w:type="autofit"/>
+                  <w:tblLook w:firstRow="1" w:lastRow="0" w:firstColumn="0" w:lastColumn="0" w:noHBand="0" w:noVBand="1"/>
+                </w:tblPr>
+                <w:tblGrid>
+                  <w:gridCol/>
+                  <w:gridCol/>
+                  <w:gridCol/>
+                  <w:gridCol/>
+                </w:tblGrid>
+                <w:tr>
+                  <w:trPr>
+                    <w:tblHeader/>
+                  </w:trPr>
+                  <w:tc>
+                    <w:tcPr/>
+                    <w:p>
+                      <w:r>
+                        <w:rPr>
+                          <w:b/>
+                        </w:rPr>
+                        <w:t>Конкурент</w:t>
+                      </w:r>
+                    </w:p>
+                  </w:tc>
+                  <w:tc>
+                    <w:tcPr/>
+                    <w:p>
+                      <w:r>
+                        <w:rPr>
+                          <w:b/>
+                        </w:rPr>
+                        <w:t>Профиль</w:t>
+                      </w:r>
+                    </w:p>
+                  </w:tc>
+                  <w:tc>
+                    <w:tcPr/>
+                    <w:p>
+                      <w:r>
+                        <w:rPr>
+                          <w:b/>
+                        </w:rPr>
+                        <w:t>Сильные стороны</w:t>
+                      </w:r>
+                    </w:p>
+                  </w:tc>
+                  <w:tc>
+                    <w:tcPr/>
+                    <w:p>
+                      <w:r>
+                        <w:rPr>
+                          <w:b/>
+                        </w:rPr>
+                        <w:t>Слабые стороны</w:t>
+                      </w:r>
+                    </w:p>
+                  </w:tc>
+                </w:tr>
+                <w:tr>
+                  <w:tc>
+                    <w:tcPr/>
+                    <w:p>
+                      <w:r>
+                        <w:t>ФХ «Qorasuv Mevalari»</w:t>
+                      </w:r>
+                    </w:p>
+                  </w:tc>
+                  <w:tc>
+                    <w:tcPr/>
+                    <w:p>
+                      <w:r>
+                        <w:t>крупный сад в той же области, вертикальная интеграция с собственной переработкой</w:t>
+                      </w:r>
+                    </w:p>
+                  </w:tc>
+                  <w:tc>
+                    <w:tcPr/>
+                    <w:p>
+                      <w:r>
+                        <w:t>масштаб, собственная переработка</w:t>
+                      </w:r>
+                    </w:p>
+                  </w:tc>
+                  <w:tc>
+                    <w:tcPr/>
+                    <w:p>
+                      <w:r>
+                        <w:t>меньше гибкости под нишевые сорта</w:t>
+                      </w:r>
+                    </w:p>
+                  </w:tc>
+                </w:tr>
+                <w:tr>
+                  <w:tc>
+                    <w:tcPr/>
+                    <w:p>
+                      <w:r>
+                        <w:t>СП ООО «AgroKumush Eksport»</w:t>
+                      </w:r>
+                    </w:p>
+                  </w:tc>
+                  <w:tc>
+                    <w:tcPr/>
+                    <w:p>
+                      <w:r>
+                        <w:t>экспортно-ориентированное СП с иностранным партнёром</w:t>
+                      </w:r>
+                    </w:p>
+                  </w:tc>
+                  <w:tc>
+                    <w:tcPr/>
+                    <w:p>
+                      <w:r>
+                        <w:t>доступ к экспортным контрактам и технологиям</w:t>
+                      </w:r>
+                    </w:p>
+                  </w:tc>
+                  <w:tc>
+                    <w:tcPr/>
+                    <w:p>
+                      <w:r>
+                        <w:t>выше издержки, валютная зависимость</w:t>
+                      </w:r>
+                    </w:p>
+                  </w:tc>
+                </w:tr>
+                <w:tr>
+                  <w:tc>
+                    <w:tcPr/>
+                    <w:p>
+                      <w:r>
+                        <w:t>ЧП «Bog'bon Diyori»</w:t>
+                      </w:r>
+                    </w:p>
+                  </w:tc>
+                  <w:tc>
+                    <w:tcPr/>
+                    <w:p>
+                      <w:r>
+                        <w:t>небольшое частное хозяйство с органической сертификацией</w:t>
+                      </w:r>
+                    </w:p>
+                  </w:tc>
+                  <w:tc>
+                    <w:tcPr/>
+                    <w:p>
+                      <w:r>
+                        <w:t>нишевый «органик»-бренд</w:t>
+                      </w:r>
+                    </w:p>
+                  </w:tc>
+                  <w:tc>
+                    <w:tcPr/>
+                    <w:p>
+                      <w:r>
+                        <w:t>ограниченные объёмы поставок</w:t>
+                      </w:r>
+                    </w:p>
+                  </w:tc>
+                </w:tr>
+                <w:tr>
+                  <w:tc>
+                    <w:tcPr/>
+                    <w:p>
+                      <w:r>
+                        <w:t>Кооператив «Hosil Birligi»</w:t>
+                      </w:r>
+                    </w:p>
+                  </w:tc>
+                  <w:tc>
+                    <w:tcPr/>
+                    <w:p>
+                      <w:r>
+                        <w:t>объединение мелких хозяйств для консолидации партий под экспорт</w:t>
+                      </w:r>
+                    </w:p>
+                  </w:tc>
+                  <w:tc>
+                    <w:tcPr/>
+                    <w:p>
+                      <w:r>
+                        <w:t>совместный сбыт и логистика</w:t>
+                      </w:r>
+                    </w:p>
+                  </w:tc>
+                  <w:tc>
+                    <w:tcPr/>
+                    <w:p>
+                      <w:r>
+                        <w:t>неоднородное качество продукции внутри партии</w:t>
+                      </w:r>
+                    </w:p>
+                  </w:tc>
+                </w:tr>
+              </w:tbl>
+              <w:p/>
+            </w:tc>
+          </w:tr>
+        </w:tbl>
+      </w:sdtContent>
+    </w:sdt>
+    <w:p>
+      <w:r>
+        <w:t>[Впишите] Список из 3-5 РЕАЛЬНЫХ прямых конкурентов вашего проекта (компании выше — вымышленный пример для иллюстрации формата), их сильные и слабые стороны, чем вы отличаетесь.</w:t>
+      </w:r>
+    </w:p>
+    <w:p>
+      <w:pPr>
+        <w:pStyle w:val="Heading3"/>
+        <ck:id v="section-2"/>
+      </w:pPr>
+      <w:bookmarkStart w:id="7" w:name="section_2"/>
+      <w:r>
+        <w:t>Конкурентный ответ</w:t>
       </w:r>
       <w:bookmarkEnd w:id="7"/>
+    </w:p>
+    <w:tbl>
+      <w:tblPr>
+        <w:tblStyle w:val="CkTable"/>
+        <w:tblW w:w="0" w:type="auto"/>
+        <w:tblLayout w:type="autofit"/>
+        <w:tblLook w:firstRow="1" w:lastRow="0" w:firstColumn="0" w:lastColumn="0" w:noHBand="0" w:noVBand="1"/>
+      </w:tblPr>
+      <w:tblGrid>
+        <w:gridCol/>
+        <w:gridCol/>
+      </w:tblGrid>
+      <w:tr>
+        <w:trPr>
+          <w:tblHeader/>
+        </w:trPr>
+        <w:tc>
+          <w:tcPr/>
+          <w:p>
+            <w:r>
+              <w:rPr>
+                <w:b/>
+              </w:rPr>
+              <w:t>Фактор конкуренции</w:t>
+            </w:r>
+          </w:p>
+        </w:tc>
+        <w:tc>
+          <w:tcPr/>
+          <w:p>
+            <w:r>
+              <w:rPr>
+                <w:b/>
+              </w:rPr>
+              <w:t>Подход компании</w:t>
+            </w:r>
+          </w:p>
+        </w:tc>
+      </w:tr>
+      <w:tr>
+        <w:tc>
+          <w:tcPr/>
+          <w:p>
+            <w:r>
+              <w:t>Логистика/хранение</w:t>
+            </w:r>
+          </w:p>
+        </w:tc>
+        <w:tc>
+          <w:tcPr/>
+          <w:p>
+            <w:r>
+              <w:t>собственная холодильная камера снижает послеуборочные потери по сравнению с хозяйствами без охлаждения</w:t>
+            </w:r>
+          </w:p>
+        </w:tc>
+      </w:tr>
+      <w:tr>
+        <w:tc>
+          <w:tcPr/>
+          <w:p>
+            <w:r>
+              <w:t>Каналы сбыта</w:t>
+            </w:r>
+          </w:p>
+        </w:tc>
+        <w:tc>
+          <w:tcPr/>
+          <w:p>
+            <w:r>
+              <w:t>диверсификация: опт + рынок/кооператив + переработка + экспорт — не зависит от одного канала</w:t>
+            </w:r>
+          </w:p>
+        </w:tc>
+      </w:tr>
+      <w:tr>
+        <w:tc>
+          <w:tcPr/>
+          <w:p>
+            <w:r>
+              <w:t>Качество и стабильность урожая</w:t>
+            </w:r>
+          </w:p>
+        </w:tc>
+        <w:tc>
+          <w:tcPr/>
+          <w:p>
+            <w:r>
+              <w:t>капельное орошение снижает зависимость от осадков и стабилизирует урожайность</w:t>
+            </w:r>
+          </w:p>
+        </w:tc>
+      </w:tr>
+    </w:tbl>
+    <w:p>
+      <w:pPr>
+        <w:pStyle w:val="Heading3"/>
+        <ck:id v="section-3"/>
+      </w:pPr>
+      <w:bookmarkStart w:id="8" w:name="section_3"/>
+      <w:r>
+        <w:t>Целевая аудитория</w:t>
+      </w:r>
+      <w:bookmarkEnd w:id="8"/>
+    </w:p>
+    <w:p>
+      <w:r>
+        <w:t>[Впишите] Портрет основного клиента. Пример: Оптовые закупщики плодоовощной продукции, сети супермаркетов, экспортные трейдеры и сельскохозяйственные кооперативы; для них важны стабильность поставок, калибровка/сортировка плодов и возможность хранения вне пикового сезона.</w:t>
+      </w:r>
+    </w:p>
+    <w:p>
+      <w:pPr>
+        <w:pStyle w:val="Heading2"/>
+        <ck:id v="marketing"/>
+      </w:pPr>
+      <w:bookmarkStart w:id="9" w:name="marketing"/>
+      <w:r>
+        <w:t>Маркетинговый план</w:t>
+      </w:r>
+      <w:bookmarkEnd w:id="9"/>
     </w:p>
     <w:sdt>
       <w:sdtPr>
@@ -387,7 +946,7 @@
               </w:p>
               <w:p>
                 <w:r>
-                  <w:t>Цикл: подготовка почвы и посадка → капельное орошение и уход → сбор урожая → сортировка и хранение в холодильной камере → отгрузка. Ключевые поставщики — питомник саженцев, поставщик систем капельного орошения. Требуется регистрация фермерского хозяйства и оформление земельного участка.</w:t>
+                  <w:t>Продажа урожая по прямым договорам с оптовыми базами и 1-2 сетями супермаркетов; часть продукции — через фермерский кооператив для консолидации партий под экспорт; цена — на уровне региональных закупочных с наценкой за сортировку и калибровку плодов.</w:t>
                 </w:r>
               </w:p>
             </w:tc>
@@ -397,7 +956,7 @@
     </w:sdt>
     <w:p>
       <w:r>
-        <w:t>[Впишите] Процесс производства/оказания услуги, ключевые поставщики, оборудование, необходимые лицензии и разрешения.</w:t>
+        <w:t>[Впишите] Ценообразование, каналы продвижения и продаж, план привлечения первых клиентов.</w:t>
       </w:r>
     </w:p>
     <w:p>
@@ -405,11 +964,11 @@
         <w:pStyle w:val="Heading2"/>
         <ck:id v="org"/>
       </w:pPr>
-      <w:bookmarkStart w:id="8" w:name="org"/>
-      <w:r>
-        <w:t>Организационный план</w:t>
-      </w:r>
-      <w:bookmarkEnd w:id="8"/>
+      <w:bookmarkStart w:id="10" w:name="org"/>
+      <w:r>
+        <w:t>Организационный план и персонал</w:t>
+      </w:r>
+      <w:bookmarkEnd w:id="10"/>
     </w:p>
     <w:sdt>
       <w:sdtPr>
@@ -453,7 +1012,7 @@
               </w:p>
               <w:p>
                 <w:r>
-                  <w:t>Глава фермерского хозяйства, агроном на полставки, 2 постоянных работника, до 10 сезонных на сбор урожая. Форма — фермерское хозяйство (дехканское или фермерское, в зависимости от площади и культуры).</w:t>
+                  <w:t>Глава фермерского хозяйства (совладелец, доход как прибыль бизнеса), постоянный бригадир, сезонные работники на обрезку и сбор урожая (переменная численность по сезону). Форма — фермерское хозяйство.</w:t>
                 </w:r>
               </w:p>
             </w:tc>
@@ -461,37 +1020,296 @@
         </w:tbl>
       </w:sdtContent>
     </w:sdt>
-    <w:p>
-      <w:r>
-        <w:t>[Впишите] Команда и роли, штатное расписание, организационно-правовая форма.</w:t>
+    <w:tbl>
+      <w:tblPr>
+        <w:tblStyle w:val="CkTable"/>
+        <w:tblW w:w="0" w:type="auto"/>
+        <w:tblLayout w:type="autofit"/>
+        <w:tblLook w:firstRow="1" w:lastRow="0" w:firstColumn="0" w:lastColumn="0" w:noHBand="0" w:noVBand="1"/>
+      </w:tblPr>
+      <w:tblGrid>
+        <w:gridCol/>
+        <w:gridCol/>
+        <w:gridCol/>
+        <w:gridCol/>
+        <w:gridCol/>
+      </w:tblGrid>
+      <w:tr>
+        <w:trPr>
+          <w:tblHeader/>
+        </w:trPr>
+        <w:tc>
+          <w:tcPr/>
+          <w:p>
+            <w:r>
+              <w:rPr>
+                <w:b/>
+              </w:rPr>
+              <w:t>Должность</w:t>
+            </w:r>
+          </w:p>
+        </w:tc>
+        <w:tc>
+          <w:tcPr/>
+          <w:p>
+            <w:r>
+              <w:rPr>
+                <w:b/>
+              </w:rPr>
+              <w:t>Кол-во, чел.</w:t>
+            </w:r>
+          </w:p>
+        </w:tc>
+        <w:tc>
+          <w:tcPr/>
+          <w:p>
+            <w:r>
+              <w:rPr>
+                <w:b/>
+              </w:rPr>
+              <w:t>Оклад, сум/мес</w:t>
+            </w:r>
+          </w:p>
+        </w:tc>
+        <w:tc>
+          <w:tcPr/>
+          <w:p>
+            <w:r>
+              <w:rPr>
+                <w:b/>
+              </w:rPr>
+              <w:t>ФОТ, сум/мес</w:t>
+            </w:r>
+          </w:p>
+        </w:tc>
+        <w:tc>
+          <w:tcPr/>
+          <w:p>
+            <w:r>
+              <w:rPr>
+                <w:b/>
+              </w:rPr>
+              <w:t>Категория</w:t>
+            </w:r>
+          </w:p>
+        </w:tc>
+      </w:tr>
+      <w:tr>
+        <w:tc>
+          <w:tcPr/>
+          <w:p>
+            <w:r>
+              <w:t>Бригадир (постоянный)</w:t>
+            </w:r>
+          </w:p>
+        </w:tc>
+        <w:tc>
+          <w:tcPr/>
+          <w:p>
+            <w:r>
+              <w:t>1</w:t>
+            </w:r>
+          </w:p>
+        </w:tc>
+        <w:tc>
+          <w:tcPr/>
+          <w:p>
+            <w:r>
+              <w:t>3 000 000</w:t>
+            </w:r>
+          </w:p>
+        </w:tc>
+        <w:tc>
+          <w:tcPr/>
+          <w:p>
+            <w:r>
+              <w:t>3 000 000</w:t>
+            </w:r>
+          </w:p>
+        </w:tc>
+        <w:tc>
+          <w:tcPr/>
+          <w:p>
+            <w:r>
+              <w:t>Производственный</w:t>
+            </w:r>
+          </w:p>
+        </w:tc>
+      </w:tr>
+      <w:tr>
+        <w:tc>
+          <w:tcPr/>
+          <w:p>
+            <w:r>
+              <w:t>Сезонные работники (обрезка, сбор урожая)</w:t>
+            </w:r>
+          </w:p>
+        </w:tc>
+        <w:tc>
+          <w:tcPr/>
+          <w:p>
+            <w:r>
+              <w:t>1</w:t>
+            </w:r>
+          </w:p>
+        </w:tc>
+        <w:tc>
+          <w:tcPr/>
+          <w:p>
+            <w:r>
+              <w:t>2 500 000</w:t>
+            </w:r>
+          </w:p>
+        </w:tc>
+        <w:tc>
+          <w:tcPr/>
+          <w:p>
+            <w:r>
+              <w:t>2 500 000</w:t>
+            </w:r>
+          </w:p>
+        </w:tc>
+        <w:tc>
+          <w:tcPr/>
+          <w:p>
+            <w:r>
+              <w:t>Производственный</w:t>
+            </w:r>
+          </w:p>
+        </w:tc>
+      </w:tr>
+      <w:tr>
+        <w:tc>
+          <w:tcPr/>
+          <w:p>
+            <w:r>
+              <w:rPr>
+                <w:b/>
+              </w:rPr>
+              <w:t>Итого персонал</w:t>
+            </w:r>
+          </w:p>
+        </w:tc>
+        <w:tc>
+          <w:tcPr/>
+          <w:p>
+            <w:r>
+              <w:rPr>
+                <w:b/>
+              </w:rPr>
+              <w:t>2</w:t>
+            </w:r>
+          </w:p>
+        </w:tc>
+        <w:tc>
+          <w:tcPr/>
+          <w:p/>
+        </w:tc>
+        <w:tc>
+          <w:tcPr/>
+          <w:p>
+            <w:r>
+              <w:rPr>
+                <w:b/>
+              </w:rPr>
+              <w:t>5 500 000</w:t>
+            </w:r>
+          </w:p>
+        </w:tc>
+        <w:tc>
+          <w:tcPr/>
+          <w:p/>
+        </w:tc>
+      </w:tr>
+      <w:tr>
+        <w:tc>
+          <w:tcPr/>
+          <w:p>
+            <w:r>
+              <w:t>ЕСП (единый социальный платёж, 12% от ФОТ)</w:t>
+            </w:r>
+          </w:p>
+        </w:tc>
+        <w:tc>
+          <w:tcPr/>
+          <w:p/>
+        </w:tc>
+        <w:tc>
+          <w:tcPr/>
+          <w:p/>
+        </w:tc>
+        <w:tc>
+          <w:tcPr/>
+          <w:p>
+            <w:r>
+              <w:t>660 000</w:t>
+            </w:r>
+          </w:p>
+        </w:tc>
+        <w:tc>
+          <w:tcPr/>
+          <w:p/>
+        </w:tc>
+      </w:tr>
+      <w:tr>
+        <w:tc>
+          <w:tcPr/>
+          <w:p>
+            <w:r>
+              <w:rPr>
+                <w:b/>
+              </w:rPr>
+              <w:t>Итого ФОТ с ЕСП, сум/мес</w:t>
+            </w:r>
+          </w:p>
+        </w:tc>
+        <w:tc>
+          <w:tcPr/>
+          <w:p/>
+        </w:tc>
+        <w:tc>
+          <w:tcPr/>
+          <w:p/>
+        </w:tc>
+        <w:tc>
+          <w:tcPr/>
+          <w:p>
+            <w:r>
+              <w:rPr>
+                <w:b/>
+              </w:rPr>
+              <w:t>6 160 000</w:t>
+            </w:r>
+          </w:p>
+        </w:tc>
+        <w:tc>
+          <w:tcPr/>
+          <w:p/>
+        </w:tc>
+      </w:tr>
+    </w:tbl>
+    <w:p>
+      <w:r>
+        <w:t>[Впишите] Штатное расписание, оклады и организационно-правовая форма вашей компании.</w:t>
       </w:r>
     </w:p>
     <w:p>
       <w:pPr>
         <w:pStyle w:val="Heading2"/>
-        <ck:id v="financial-example"/>
-      </w:pPr>
-      <w:bookmarkStart w:id="9" w:name="financial_example"/>
-      <w:r>
-        <w:t>Пример финансового расчёта</w:t>
-      </w:r>
-      <w:bookmarkEnd w:id="9"/>
-    </w:p>
-    <w:p>
-      <w:r>
-        <w:rPr>
-          <w:rStyle w:val="CkCaption"/>
-          <w:i/>
-        </w:rPr>
-        <w:t>Ниже — полностью посчитанный пример для иллюстративной компании из резюме, на основе рыночных ориентиров 2025-2026 года (аренда, зарплаты, цены на оборудование, налоги, ставки — со ссылкой на источник там, где он известен) и экспертных оценок порядка величины там, где точных данных нет (это отмечено в комментариях). Он показывает логику расчёта и реалистичный масштаб цифр — это не финансовая отчётность и не готовая заявка на кредит. Тот же расчёт с рабочими формулами — в Excel-файле с тем же названием; замените суммы там на данные своего проекта, и всё пересчитается автоматически.</w:t>
-      </w:r>
+        <ck:id v="financing"/>
+      </w:pPr>
+      <w:bookmarkStart w:id="11" w:name="financing"/>
+      <w:r>
+        <w:t>Смета проекта и структура финансирования</w:t>
+      </w:r>
+      <w:bookmarkEnd w:id="11"/>
     </w:p>
     <w:p>
       <w:r>
         <w:rPr>
           <w:b/>
         </w:rPr>
-        <w:t>Стартовые затраты (единоразово)</w:t>
+        <w:t>Смета проекта (стартовые инвестиции)</w:t>
       </w:r>
     </w:p>
     <w:tbl>
@@ -517,7 +1335,7 @@
               <w:rPr>
                 <w:b/>
               </w:rPr>
-              <w:t>Статья</w:t>
+              <w:t>Статья затрат</w:t>
             </w:r>
           </w:p>
         </w:tc>
@@ -539,7 +1357,111 @@
               <w:rPr>
                 <w:b/>
               </w:rPr>
-              <w:t>Комментарий</w:t>
+              <w:t>Тип актива</w:t>
+            </w:r>
+          </w:p>
+        </w:tc>
+      </w:tr>
+      <w:tr>
+        <w:tc>
+          <w:tcPr/>
+          <w:p>
+            <w:r>
+              <w:t>Сельхозтехника и инвентарь</w:t>
+            </w:r>
+          </w:p>
+        </w:tc>
+        <w:tc>
+          <w:tcPr/>
+          <w:p>
+            <w:r>
+              <w:t>90 000 000</w:t>
+            </w:r>
+          </w:p>
+        </w:tc>
+        <w:tc>
+          <w:tcPr/>
+          <w:p>
+            <w:r>
+              <w:t>Основные средства</w:t>
+            </w:r>
+          </w:p>
+        </w:tc>
+      </w:tr>
+      <w:tr>
+        <w:tc>
+          <w:tcPr/>
+          <w:p>
+            <w:r>
+              <w:t>Ирригационная система (капельное орошение)</w:t>
+            </w:r>
+          </w:p>
+        </w:tc>
+        <w:tc>
+          <w:tcPr/>
+          <w:p>
+            <w:r>
+              <w:t>120 000 000</w:t>
+            </w:r>
+          </w:p>
+        </w:tc>
+        <w:tc>
+          <w:tcPr/>
+          <w:p>
+            <w:r>
+              <w:t>Основные средства</w:t>
+            </w:r>
+          </w:p>
+        </w:tc>
+      </w:tr>
+      <w:tr>
+        <w:tc>
+          <w:tcPr/>
+          <w:p>
+            <w:r>
+              <w:t>Хозпостройки / загоны</w:t>
+            </w:r>
+          </w:p>
+        </w:tc>
+        <w:tc>
+          <w:tcPr/>
+          <w:p>
+            <w:r>
+              <w:t>70 000 000</w:t>
+            </w:r>
+          </w:p>
+        </w:tc>
+        <w:tc>
+          <w:tcPr/>
+          <w:p>
+            <w:r>
+              <w:t>Основные средства</w:t>
+            </w:r>
+          </w:p>
+        </w:tc>
+      </w:tr>
+      <w:tr>
+        <w:tc>
+          <w:tcPr/>
+          <w:p>
+            <w:r>
+              <w:t>Холодильная камера / мини-хранилище</w:t>
+            </w:r>
+          </w:p>
+        </w:tc>
+        <w:tc>
+          <w:tcPr/>
+          <w:p>
+            <w:r>
+              <w:t>130 000 000</w:t>
+            </w:r>
+          </w:p>
+        </w:tc>
+        <w:tc>
+          <w:tcPr/>
+          <w:p>
+            <w:r>
+              <w:t>Основные средства</w:t>
             </w:r>
           </w:p>
         </w:tc>
@@ -565,17 +1487,17 @@
           <w:tcPr/>
           <w:p>
             <w:r>
-              <w:t>оценка: оформление долгосрочной аренды с/х земли (5 га) и кадастровые работы в Самаркандской обл.</w:t>
-            </w:r>
-          </w:p>
-        </w:tc>
-      </w:tr>
-      <w:tr>
-        <w:tc>
-          <w:tcPr/>
-          <w:p>
-            <w:r>
-              <w:t>Семена/посадочный материал или молодняк скота</w:t>
+              <w:t>Оборотные средства</w:t>
+            </w:r>
+          </w:p>
+        </w:tc>
+      </w:tr>
+      <w:tr>
+        <w:tc>
+          <w:tcPr/>
+          <w:p>
+            <w:r>
+              <w:t>Семена/посадочный материал</w:t>
             </w:r>
           </w:p>
         </w:tc>
@@ -591,111 +1513,7 @@
           <w:tcPr/>
           <w:p>
             <w:r>
-              <w:t>оценка: ~2800 саженцев/га × 5 га = 14000 саженцев × ~13 тыс. сум/саженец (сертифицированный посадочный материал)</w:t>
-            </w:r>
-          </w:p>
-        </w:tc>
-      </w:tr>
-      <w:tr>
-        <w:tc>
-          <w:tcPr/>
-          <w:p>
-            <w:r>
-              <w:t>Сельхозтехника и инвентарь</w:t>
-            </w:r>
-          </w:p>
-        </w:tc>
-        <w:tc>
-          <w:tcPr/>
-          <w:p>
-            <w:r>
-              <w:t>90 000 000</w:t>
-            </w:r>
-          </w:p>
-        </w:tc>
-        <w:tc>
-          <w:tcPr/>
-          <w:p>
-            <w:r>
-              <w:t>оценка: минитрактор, опрыскиватель, мульчер, ручной инвентарь</w:t>
-            </w:r>
-          </w:p>
-        </w:tc>
-      </w:tr>
-      <w:tr>
-        <w:tc>
-          <w:tcPr/>
-          <w:p>
-            <w:r>
-              <w:t>Ирригационная система (капельное орошение)</w:t>
-            </w:r>
-          </w:p>
-        </w:tc>
-        <w:tc>
-          <w:tcPr/>
-          <w:p>
-            <w:r>
-              <w:t>120 000 000</w:t>
-            </w:r>
-          </w:p>
-        </w:tc>
-        <w:tc>
-          <w:tcPr/>
-          <w:p>
-            <w:r>
-              <w:t>оценка ~$2000/га — ориентир по системам капельного орошения для интенсивных садов</w:t>
-            </w:r>
-          </w:p>
-        </w:tc>
-      </w:tr>
-      <w:tr>
-        <w:tc>
-          <w:tcPr/>
-          <w:p>
-            <w:r>
-              <w:t>Хозпостройки / теплицы / загоны</w:t>
-            </w:r>
-          </w:p>
-        </w:tc>
-        <w:tc>
-          <w:tcPr/>
-          <w:p>
-            <w:r>
-              <w:t>70 000 000</w:t>
-            </w:r>
-          </w:p>
-        </w:tc>
-        <w:tc>
-          <w:tcPr/>
-          <w:p>
-            <w:r>
-              <w:t>оценка: навесы, ограждение участка, бытовые постройки</w:t>
-            </w:r>
-          </w:p>
-        </w:tc>
-      </w:tr>
-      <w:tr>
-        <w:tc>
-          <w:tcPr/>
-          <w:p>
-            <w:r>
-              <w:t>Холодильная камера / мини-хранилище</w:t>
-            </w:r>
-          </w:p>
-        </w:tc>
-        <w:tc>
-          <w:tcPr/>
-          <w:p>
-            <w:r>
-              <w:t>130 000 000</w:t>
-            </w:r>
-          </w:p>
-        </w:tc>
-        <w:tc>
-          <w:tcPr/>
-          <w:p>
-            <w:r>
-              <w:t>оценка: строительство и оснащение малой холодильной камеры для овощехранилища</w:t>
+              <w:t>Оборотные средства</w:t>
             </w:r>
           </w:p>
         </w:tc>
@@ -721,20 +1539,70 @@
           <w:tcPr/>
           <w:p>
             <w:r>
-              <w:t>оценка: госпошлины и оформление документов</w:t>
-            </w:r>
-          </w:p>
-        </w:tc>
-      </w:tr>
-      <w:tr>
-        <w:tc>
-          <w:tcPr/>
-          <w:p>
-            <w:r>
-              <w:rPr>
-                <w:b/>
-              </w:rPr>
-              <w:t>Итого стартовые затраты</w:t>
+              <w:t>Оборотные средства</w:t>
+            </w:r>
+          </w:p>
+        </w:tc>
+      </w:tr>
+      <w:tr>
+        <w:tc>
+          <w:tcPr/>
+          <w:p>
+            <w:r>
+              <w:t>Итого основные средства</w:t>
+            </w:r>
+          </w:p>
+        </w:tc>
+        <w:tc>
+          <w:tcPr/>
+          <w:p>
+            <w:r>
+              <w:rPr>
+                <w:b/>
+              </w:rPr>
+              <w:t>410 000 000</w:t>
+            </w:r>
+          </w:p>
+        </w:tc>
+        <w:tc>
+          <w:tcPr/>
+          <w:p/>
+        </w:tc>
+      </w:tr>
+      <w:tr>
+        <w:tc>
+          <w:tcPr/>
+          <w:p>
+            <w:r>
+              <w:t>Итого оборотные средства</w:t>
+            </w:r>
+          </w:p>
+        </w:tc>
+        <w:tc>
+          <w:tcPr/>
+          <w:p>
+            <w:r>
+              <w:rPr>
+                <w:b/>
+              </w:rPr>
+              <w:t>210 000 000</w:t>
+            </w:r>
+          </w:p>
+        </w:tc>
+        <w:tc>
+          <w:tcPr/>
+          <w:p/>
+        </w:tc>
+      </w:tr>
+      <w:tr>
+        <w:tc>
+          <w:tcPr/>
+          <w:p>
+            <w:r>
+              <w:rPr>
+                <w:b/>
+              </w:rPr>
+              <w:t>ИТОГО СМЕТА ПРОЕКТА</w:t>
             </w:r>
           </w:p>
         </w:tc>
@@ -755,12 +1623,21 @@
         </w:tc>
       </w:tr>
     </w:tbl>
+    <w:p>
+      <w:r>
+        <w:rPr>
+          <w:rStyle w:val="CkCaption"/>
+          <w:i/>
+        </w:rPr>
+        <w:t>В этом примере расчётная величина дополнительного финансирования оборотного капитала на выход на мощность равна нулю — стартовых статей ниже (плюс условия кредита: льготный период 12 мес.) достаточно, чтобы денежный поток оставался положительным весь Год 1 без дополнительного пополнения (см. лист «Поток наличности» в Excel).</w:t>
+      </w:r>
+    </w:p>
     <w:p>
       <w:r>
         <w:rPr>
           <w:b/>
         </w:rPr>
-        <w:t>Ежемесячная выручка</w:t>
+        <w:t>Структура финансирования</w:t>
       </w:r>
     </w:p>
     <w:tbl>
@@ -786,7 +1663,7 @@
               <w:rPr>
                 <w:b/>
               </w:rPr>
-              <w:t>Статья</w:t>
+              <w:t>Источник</w:t>
             </w:r>
           </w:p>
         </w:tc>
@@ -808,141 +1685,96 @@
               <w:rPr>
                 <w:b/>
               </w:rPr>
-              <w:t>Комментарий</w:t>
-            </w:r>
-          </w:p>
-        </w:tc>
-      </w:tr>
-      <w:tr>
-        <w:tc>
-          <w:tcPr/>
-          <w:p>
-            <w:r>
-              <w:t>Продажа урожая/продукции оптовым закупщикам</w:t>
-            </w:r>
-          </w:p>
-        </w:tc>
-        <w:tc>
-          <w:tcPr/>
-          <w:p>
-            <w:r>
-              <w:t>12 500 000</w:t>
-            </w:r>
-          </w:p>
-        </w:tc>
-        <w:tc>
-          <w:tcPr/>
-          <w:p>
-            <w:r>
-              <w:t>среднемесячное значение за 3-й год (первый частичный товарный урожай, ~9 т/га из потенциала 18-20 т/га на пике) — см. примечание ниже</w:t>
-            </w:r>
-          </w:p>
-        </w:tc>
-      </w:tr>
-      <w:tr>
-        <w:tc>
-          <w:tcPr/>
-          <w:p>
-            <w:r>
-              <w:t>Продажа на рынке / через кооператив</w:t>
-            </w:r>
-          </w:p>
-        </w:tc>
-        <w:tc>
-          <w:tcPr/>
-          <w:p>
-            <w:r>
-              <w:t>3 000 000</w:t>
-            </w:r>
-          </w:p>
-        </w:tc>
-        <w:tc>
-          <w:tcPr/>
-          <w:p>
-            <w:r>
-              <w:t>15% от годовой выручки года 3, распределено по месяцам — оценка</w:t>
-            </w:r>
-          </w:p>
-        </w:tc>
-      </w:tr>
-      <w:tr>
-        <w:tc>
-          <w:tcPr/>
-          <w:p>
-            <w:r>
-              <w:t>Переработка (сушка, соки, консервация)</w:t>
-            </w:r>
-          </w:p>
-        </w:tc>
-        <w:tc>
-          <w:tcPr/>
-          <w:p>
-            <w:r>
-              <w:t>2 000 000</w:t>
-            </w:r>
-          </w:p>
-        </w:tc>
-        <w:tc>
-          <w:tcPr/>
-          <w:p>
-            <w:r>
-              <w:t>10% от годовой выручки года 3 — переработка некондиционных яблок</w:t>
-            </w:r>
-          </w:p>
-        </w:tc>
-      </w:tr>
-      <w:tr>
-        <w:tc>
-          <w:tcPr/>
-          <w:p>
-            <w:r>
-              <w:t>Экспортные контракты</w:t>
-            </w:r>
-          </w:p>
-        </w:tc>
-        <w:tc>
-          <w:tcPr/>
-          <w:p>
-            <w:r>
-              <w:t>3 000 000</w:t>
-            </w:r>
-          </w:p>
-        </w:tc>
-        <w:tc>
-          <w:tcPr/>
-          <w:p>
-            <w:r>
-              <w:t>15% от годовой выручки года 3 — объём пока ограничен на этапе выхода на плодоношение</w:t>
-            </w:r>
-          </w:p>
-        </w:tc>
-      </w:tr>
-      <w:tr>
-        <w:tc>
-          <w:tcPr/>
-          <w:p>
-            <w:r>
-              <w:rPr>
-                <w:b/>
-              </w:rPr>
-              <w:t>Итого выручка/мес</w:t>
-            </w:r>
-          </w:p>
-        </w:tc>
-        <w:tc>
-          <w:tcPr/>
-          <w:p>
-            <w:r>
-              <w:rPr>
-                <w:b/>
-              </w:rPr>
-              <w:t>20 500 000</w:t>
-            </w:r>
-          </w:p>
-        </w:tc>
-        <w:tc>
-          <w:tcPr/>
-          <w:p/>
+              <w:t>Доля, %</w:t>
+            </w:r>
+          </w:p>
+        </w:tc>
+      </w:tr>
+      <w:tr>
+        <w:tc>
+          <w:tcPr/>
+          <w:p>
+            <w:r>
+              <w:t>Банковский кредит</w:t>
+            </w:r>
+          </w:p>
+        </w:tc>
+        <w:tc>
+          <w:tcPr/>
+          <w:p>
+            <w:r>
+              <w:t>410 000 000</w:t>
+            </w:r>
+          </w:p>
+        </w:tc>
+        <w:tc>
+          <w:tcPr/>
+          <w:p>
+            <w:r>
+              <w:t>64,8%</w:t>
+            </w:r>
+          </w:p>
+        </w:tc>
+      </w:tr>
+      <w:tr>
+        <w:tc>
+          <w:tcPr/>
+          <w:p>
+            <w:r>
+              <w:t>Собственный капитал инициатора</w:t>
+            </w:r>
+          </w:p>
+        </w:tc>
+        <w:tc>
+          <w:tcPr/>
+          <w:p>
+            <w:r>
+              <w:t>222 250 000</w:t>
+            </w:r>
+          </w:p>
+        </w:tc>
+        <w:tc>
+          <w:tcPr/>
+          <w:p>
+            <w:r>
+              <w:t>35,2%</w:t>
+            </w:r>
+          </w:p>
+        </w:tc>
+      </w:tr>
+      <w:tr>
+        <w:tc>
+          <w:tcPr/>
+          <w:p>
+            <w:r>
+              <w:rPr>
+                <w:b/>
+              </w:rPr>
+              <w:t>ИТОГО ПОТРЕБНОСТЬ В ФИНАНСИРОВАНИИ</w:t>
+            </w:r>
+          </w:p>
+        </w:tc>
+        <w:tc>
+          <w:tcPr/>
+          <w:p>
+            <w:r>
+              <w:rPr>
+                <w:b/>
+              </w:rPr>
+              <w:t>632 250 000</w:t>
+            </w:r>
+          </w:p>
+        </w:tc>
+        <w:tc>
+          <w:tcPr/>
+          <w:p>
+            <w:r>
+              <w:rPr>
+                <w:b/>
+              </w:rPr>
+              <w:t>100%</w:t>
+            </w:r>
+          </w:p>
         </w:tc>
       </w:tr>
     </w:tbl>
@@ -951,7 +1783,187 @@
         <w:rPr>
           <w:b/>
         </w:rPr>
-        <w:t>Ежемесячные операционные расходы</w:t>
+        <w:t>Условия кредита</w:t>
+      </w:r>
+    </w:p>
+    <w:tbl>
+      <w:tblPr>
+        <w:tblStyle w:val="CkTable"/>
+        <w:tblW w:w="0" w:type="auto"/>
+        <w:tblLayout w:type="autofit"/>
+        <w:tblLook w:firstRow="1" w:lastRow="0" w:firstColumn="0" w:lastColumn="0" w:noHBand="0" w:noVBand="1"/>
+      </w:tblPr>
+      <w:tblGrid>
+        <w:gridCol/>
+        <w:gridCol/>
+      </w:tblGrid>
+      <w:tr>
+        <w:trPr>
+          <w:tblHeader/>
+        </w:trPr>
+        <w:tc>
+          <w:tcPr/>
+          <w:p>
+            <w:r>
+              <w:rPr>
+                <w:b/>
+              </w:rPr>
+              <w:t>Параметр</w:t>
+            </w:r>
+          </w:p>
+        </w:tc>
+        <w:tc>
+          <w:tcPr/>
+          <w:p>
+            <w:r>
+              <w:rPr>
+                <w:b/>
+              </w:rPr>
+              <w:t>Значение</w:t>
+            </w:r>
+          </w:p>
+        </w:tc>
+      </w:tr>
+      <w:tr>
+        <w:tc>
+          <w:tcPr/>
+          <w:p>
+            <w:r>
+              <w:t>Сумма кредита</w:t>
+            </w:r>
+          </w:p>
+        </w:tc>
+        <w:tc>
+          <w:tcPr/>
+          <w:p>
+            <w:r>
+              <w:t>410 000 000 сум</w:t>
+            </w:r>
+          </w:p>
+        </w:tc>
+      </w:tr>
+      <w:tr>
+        <w:tc>
+          <w:tcPr/>
+          <w:p>
+            <w:r>
+              <w:t>Срок</w:t>
+            </w:r>
+          </w:p>
+        </w:tc>
+        <w:tc>
+          <w:tcPr/>
+          <w:p>
+            <w:r>
+              <w:t>60 месяцев</w:t>
+            </w:r>
+          </w:p>
+        </w:tc>
+      </w:tr>
+      <w:tr>
+        <w:tc>
+          <w:tcPr/>
+          <w:p>
+            <w:r>
+              <w:t>Процентная ставка</w:t>
+            </w:r>
+          </w:p>
+        </w:tc>
+        <w:tc>
+          <w:tcPr/>
+          <w:p>
+            <w:r>
+              <w:t>22% годовых</w:t>
+            </w:r>
+          </w:p>
+        </w:tc>
+      </w:tr>
+      <w:tr>
+        <w:tc>
+          <w:tcPr/>
+          <w:p>
+            <w:r>
+              <w:t>Льготный период (уплата только процентов)</w:t>
+            </w:r>
+          </w:p>
+        </w:tc>
+        <w:tc>
+          <w:tcPr/>
+          <w:p>
+            <w:r>
+              <w:t>12 месяца(ев)</w:t>
+            </w:r>
+          </w:p>
+        </w:tc>
+      </w:tr>
+      <w:tr>
+        <w:tc>
+          <w:tcPr/>
+          <w:p>
+            <w:r>
+              <w:t>Порядок погашения основного долга</w:t>
+            </w:r>
+          </w:p>
+        </w:tc>
+        <w:tc>
+          <w:tcPr/>
+          <w:p>
+            <w:r>
+              <w:t>равными долями после льготного периода</w:t>
+            </w:r>
+          </w:p>
+        </w:tc>
+      </w:tr>
+      <w:tr>
+        <w:tc>
+          <w:tcPr/>
+          <w:p>
+            <w:r>
+              <w:t>Разовые сборы (комиссия банка 1,5%, нотариальное оформление залога, страхование залога 1%)</w:t>
+            </w:r>
+          </w:p>
+        </w:tc>
+        <w:tc>
+          <w:tcPr/>
+          <w:p>
+            <w:r>
+              <w:t>12 250 000 сум</w:t>
+            </w:r>
+          </w:p>
+        </w:tc>
+      </w:tr>
+    </w:tbl>
+    <w:p>
+      <w:r>
+        <w:t>[Впишите] Замените суммы, условия кредита и долю собственного капитала на данные вашего проекта — банк оценивает прежде всего долю собственного участия заёмщика и достаточность залогового обеспечения.</w:t>
+      </w:r>
+    </w:p>
+    <w:p>
+      <w:pPr>
+        <w:pStyle w:val="Heading2"/>
+        <ck:id v="financial-plan"/>
+      </w:pPr>
+      <w:bookmarkStart w:id="12" w:name="financial_plan"/>
+      <w:r>
+        <w:t>Финансовый план</w:t>
+      </w:r>
+      <w:bookmarkEnd w:id="12"/>
+    </w:p>
+    <w:p>
+      <w:r>
+        <w:rPr>
+          <w:rStyle w:val="CkCaption"/>
+          <w:i/>
+        </w:rPr>
+        <w:t>Показатели ниже рассчитаны в приложенном Excel-файле по формулам и приведены здесь для удобства чтения; при изменении исходных данных в Excel все цифры пересчитаются автоматически.</w:t>
+      </w:r>
+    </w:p>
+    <w:p>
+      <w:r>
+        <w:rPr>
+          <w:b/>
+        </w:rPr>
+        <w:t>Выручка при выходе на проектную мощность (сум/мес)</w:t>
       </w:r>
     </w:p>
     <w:tbl>
@@ -977,65 +1989,99 @@
               <w:rPr>
                 <w:b/>
               </w:rPr>
-              <w:t>Статья</w:t>
-            </w:r>
-          </w:p>
-        </w:tc>
-        <w:tc>
-          <w:tcPr/>
-          <w:p>
-            <w:r>
-              <w:rPr>
-                <w:b/>
-              </w:rPr>
-              <w:t>Сумма, сум</w:t>
-            </w:r>
-          </w:p>
-        </w:tc>
-        <w:tc>
-          <w:tcPr/>
-          <w:p>
-            <w:r>
-              <w:rPr>
-                <w:b/>
-              </w:rPr>
-              <w:t>Комментарий</w:t>
-            </w:r>
-          </w:p>
-        </w:tc>
-      </w:tr>
-      <w:tr>
-        <w:tc>
-          <w:tcPr/>
-          <w:p>
-            <w:r>
-              <w:t>Семена / корма</w:t>
-            </w:r>
-          </w:p>
-        </w:tc>
-        <w:tc>
-          <w:tcPr/>
-          <w:p>
-            <w:r>
-              <w:t>1 500 000</w:t>
-            </w:r>
-          </w:p>
-        </w:tc>
-        <w:tc>
-          <w:tcPr/>
-          <w:p>
-            <w:r>
-              <w:t>оценка: докупка/замена части саженцев, мульчирующие материалы</w:t>
-            </w:r>
-          </w:p>
-        </w:tc>
-      </w:tr>
-      <w:tr>
-        <w:tc>
-          <w:tcPr/>
-          <w:p>
-            <w:r>
-              <w:t>ГСМ и обслуживание техники</w:t>
+              <w:t>Канал сбыта</w:t>
+            </w:r>
+          </w:p>
+        </w:tc>
+        <w:tc>
+          <w:tcPr/>
+          <w:p>
+            <w:r>
+              <w:rPr>
+                <w:b/>
+              </w:rPr>
+              <w:t>Доля</w:t>
+            </w:r>
+          </w:p>
+        </w:tc>
+        <w:tc>
+          <w:tcPr/>
+          <w:p>
+            <w:r>
+              <w:rPr>
+                <w:b/>
+              </w:rPr>
+              <w:t>Сумма, сум/мес</w:t>
+            </w:r>
+          </w:p>
+        </w:tc>
+      </w:tr>
+      <w:tr>
+        <w:tc>
+          <w:tcPr/>
+          <w:p>
+            <w:r>
+              <w:t>Продажа урожая оптовым закупщикам</w:t>
+            </w:r>
+          </w:p>
+        </w:tc>
+        <w:tc>
+          <w:tcPr/>
+          <w:p>
+            <w:r>
+              <w:t>61%</w:t>
+            </w:r>
+          </w:p>
+        </w:tc>
+        <w:tc>
+          <w:tcPr/>
+          <w:p>
+            <w:r>
+              <w:t>12 500 000</w:t>
+            </w:r>
+          </w:p>
+        </w:tc>
+      </w:tr>
+      <w:tr>
+        <w:tc>
+          <w:tcPr/>
+          <w:p>
+            <w:r>
+              <w:t>Продажа на рынке / через кооператив</w:t>
+            </w:r>
+          </w:p>
+        </w:tc>
+        <w:tc>
+          <w:tcPr/>
+          <w:p>
+            <w:r>
+              <w:t>15%</w:t>
+            </w:r>
+          </w:p>
+        </w:tc>
+        <w:tc>
+          <w:tcPr/>
+          <w:p>
+            <w:r>
+              <w:t>3 000 000</w:t>
+            </w:r>
+          </w:p>
+        </w:tc>
+      </w:tr>
+      <w:tr>
+        <w:tc>
+          <w:tcPr/>
+          <w:p>
+            <w:r>
+              <w:t>Переработка (сушка, соки, консервация)</w:t>
+            </w:r>
+          </w:p>
+        </w:tc>
+        <w:tc>
+          <w:tcPr/>
+          <w:p>
+            <w:r>
+              <w:t>10%</w:t>
             </w:r>
           </w:p>
         </w:tc>
@@ -1047,21 +2093,237 @@
             </w:r>
           </w:p>
         </w:tc>
-        <w:tc>
-          <w:tcPr/>
-          <w:p>
-            <w:r>
-              <w:t>оценка эксплуатационных расходов минитрактора и опрыскивателя</w:t>
-            </w:r>
-          </w:p>
-        </w:tc>
-      </w:tr>
-      <w:tr>
-        <w:tc>
-          <w:tcPr/>
-          <w:p>
-            <w:r>
-              <w:t>Оплата труда сезонных работников</w:t>
+      </w:tr>
+      <w:tr>
+        <w:tc>
+          <w:tcPr/>
+          <w:p>
+            <w:r>
+              <w:t>Экспортные контракты</w:t>
+            </w:r>
+          </w:p>
+        </w:tc>
+        <w:tc>
+          <w:tcPr/>
+          <w:p>
+            <w:r>
+              <w:t>15%</w:t>
+            </w:r>
+          </w:p>
+        </w:tc>
+        <w:tc>
+          <w:tcPr/>
+          <w:p>
+            <w:r>
+              <w:t>3 000 000</w:t>
+            </w:r>
+          </w:p>
+        </w:tc>
+      </w:tr>
+      <w:tr>
+        <w:tc>
+          <w:tcPr/>
+          <w:p>
+            <w:r>
+              <w:rPr>
+                <w:b/>
+              </w:rPr>
+              <w:t>ИТОГО ВЫРУЧКА ПРИ ПОЛНОЙ МОЩНОСТИ</w:t>
+            </w:r>
+          </w:p>
+        </w:tc>
+        <w:tc>
+          <w:tcPr/>
+          <w:p>
+            <w:r>
+              <w:rPr>
+                <w:b/>
+              </w:rPr>
+              <w:t>100%</w:t>
+            </w:r>
+          </w:p>
+        </w:tc>
+        <w:tc>
+          <w:tcPr/>
+          <w:p>
+            <w:r>
+              <w:rPr>
+                <w:b/>
+              </w:rPr>
+              <w:t>20 500 000</w:t>
+            </w:r>
+          </w:p>
+        </w:tc>
+      </w:tr>
+    </w:tbl>
+    <w:p>
+      <w:r>
+        <w:rPr>
+          <w:b/>
+        </w:rPr>
+        <w:t>Затраты при выходе на проектную мощность (сум/мес)</w:t>
+      </w:r>
+    </w:p>
+    <w:tbl>
+      <w:tblPr>
+        <w:tblStyle w:val="CkTable"/>
+        <w:tblW w:w="0" w:type="auto"/>
+        <w:tblLayout w:type="autofit"/>
+        <w:tblLook w:firstRow="1" w:lastRow="0" w:firstColumn="0" w:lastColumn="0" w:noHBand="0" w:noVBand="1"/>
+      </w:tblPr>
+      <w:tblGrid>
+        <w:gridCol/>
+        <w:gridCol/>
+        <w:gridCol/>
+      </w:tblGrid>
+      <w:tr>
+        <w:trPr>
+          <w:tblHeader/>
+        </w:trPr>
+        <w:tc>
+          <w:tcPr/>
+          <w:p>
+            <w:r>
+              <w:rPr>
+                <w:b/>
+              </w:rPr>
+              <w:t>Статья затрат</w:t>
+            </w:r>
+          </w:p>
+        </w:tc>
+        <w:tc>
+          <w:tcPr/>
+          <w:p>
+            <w:r>
+              <w:rPr>
+                <w:b/>
+              </w:rPr>
+              <w:t>Сумма, сум/мес</w:t>
+            </w:r>
+          </w:p>
+        </w:tc>
+        <w:tc>
+          <w:tcPr/>
+          <w:p>
+            <w:r>
+              <w:rPr>
+                <w:b/>
+              </w:rPr>
+              <w:t>Доля постоянных</w:t>
+            </w:r>
+          </w:p>
+        </w:tc>
+      </w:tr>
+      <w:tr>
+        <w:tc>
+          <w:tcPr/>
+          <w:p>
+            <w:r>
+              <w:t>Сырьё / материалы</w:t>
+            </w:r>
+          </w:p>
+        </w:tc>
+        <w:tc>
+          <w:tcPr/>
+          <w:p>
+            <w:r>
+              <w:t>5 000 000</w:t>
+            </w:r>
+          </w:p>
+        </w:tc>
+        <w:tc>
+          <w:tcPr/>
+          <w:p>
+            <w:r>
+              <w:t>0%</w:t>
+            </w:r>
+          </w:p>
+        </w:tc>
+      </w:tr>
+      <w:tr>
+        <w:tc>
+          <w:tcPr/>
+          <w:p>
+            <w:r>
+              <w:t>Коммунальные услуги</w:t>
+            </w:r>
+          </w:p>
+        </w:tc>
+        <w:tc>
+          <w:tcPr/>
+          <w:p>
+            <w:r>
+              <w:t>2 000 000</w:t>
+            </w:r>
+          </w:p>
+        </w:tc>
+        <w:tc>
+          <w:tcPr/>
+          <w:p>
+            <w:r>
+              <w:t>30%</w:t>
+            </w:r>
+          </w:p>
+        </w:tc>
+      </w:tr>
+      <w:tr>
+        <w:tc>
+          <w:tcPr/>
+          <w:p>
+            <w:r>
+              <w:t>ФОТ и ЕСП производственный</w:t>
+            </w:r>
+          </w:p>
+        </w:tc>
+        <w:tc>
+          <w:tcPr/>
+          <w:p>
+            <w:r>
+              <w:t>6 160 000</w:t>
+            </w:r>
+          </w:p>
+        </w:tc>
+        <w:tc>
+          <w:tcPr/>
+          <w:p>
+            <w:r>
+              <w:t>100%</w:t>
+            </w:r>
+          </w:p>
+        </w:tc>
+      </w:tr>
+      <w:tr>
+        <w:tc>
+          <w:tcPr/>
+          <w:p>
+            <w:r>
+              <w:t>Амортизация</w:t>
+            </w:r>
+          </w:p>
+        </w:tc>
+        <w:tc>
+          <w:tcPr/>
+          <w:p>
+            <w:r>
+              <w:t>4 333 333</w:t>
+            </w:r>
+          </w:p>
+        </w:tc>
+        <w:tc>
+          <w:tcPr/>
+          <w:p>
+            <w:r>
+              <w:t>100%</w:t>
+            </w:r>
+          </w:p>
+        </w:tc>
+      </w:tr>
+      <w:tr>
+        <w:tc>
+          <w:tcPr/>
+          <w:p>
+            <w:r>
+              <w:t>Прочие общехозяйственные расходы</w:t>
             </w:r>
           </w:p>
         </w:tc>
@@ -1077,135 +2339,31 @@
           <w:tcPr/>
           <w:p>
             <w:r>
-              <w:t>1 постоянный бригадир (~3 млн) + сезонные работники на обрезку/сбор (~2,5 млн в среднем по году)</w:t>
-            </w:r>
-          </w:p>
-        </w:tc>
-      </w:tr>
-      <w:tr>
-        <w:tc>
-          <w:tcPr/>
-          <w:p>
-            <w:r>
-              <w:t>Вода и ирригация</w:t>
-            </w:r>
-          </w:p>
-        </w:tc>
-        <w:tc>
-          <w:tcPr/>
-          <w:p>
-            <w:r>
-              <w:t>2 000 000</w:t>
-            </w:r>
-          </w:p>
-        </w:tc>
-        <w:tc>
-          <w:tcPr/>
-          <w:p>
-            <w:r>
-              <w:t>оценка платы за воду и электроэнергию для насосов капельного орошения</w:t>
-            </w:r>
-          </w:p>
-        </w:tc>
-      </w:tr>
-      <w:tr>
-        <w:tc>
-          <w:tcPr/>
-          <w:p>
-            <w:r>
-              <w:t>Удобрения и средства защиты растений / ветеринария</w:t>
-            </w:r>
-          </w:p>
-        </w:tc>
-        <w:tc>
-          <w:tcPr/>
-          <w:p>
-            <w:r>
-              <w:t>3 500 000</w:t>
-            </w:r>
-          </w:p>
-        </w:tc>
-        <w:tc>
-          <w:tcPr/>
-          <w:p>
-            <w:r>
-              <w:t>оценка на 5 га интенсивного сада</w:t>
-            </w:r>
-          </w:p>
-        </w:tc>
-      </w:tr>
-      <w:tr>
-        <w:tc>
-          <w:tcPr/>
-          <w:p>
-            <w:r>
-              <w:t>Хранение и логистика</w:t>
-            </w:r>
-          </w:p>
-        </w:tc>
-        <w:tc>
-          <w:tcPr/>
-          <w:p>
-            <w:r>
-              <w:t>2 500 000</w:t>
-            </w:r>
-          </w:p>
-        </w:tc>
-        <w:tc>
-          <w:tcPr/>
-          <w:p>
-            <w:r>
-              <w:t>оценка эксплуатации холодильной камеры и транспортировки продукции</w:t>
-            </w:r>
-          </w:p>
-        </w:tc>
-      </w:tr>
-      <w:tr>
-        <w:tc>
-          <w:tcPr/>
-          <w:p>
-            <w:r>
-              <w:t>Страхование урожая/поголовья</w:t>
-            </w:r>
-          </w:p>
-        </w:tc>
-        <w:tc>
-          <w:tcPr/>
-          <w:p>
-            <w:r>
-              <w:t>1 000 000</w:t>
-            </w:r>
-          </w:p>
-        </w:tc>
-        <w:tc>
-          <w:tcPr/>
-          <w:p>
-            <w:r>
-              <w:t>оценка страховой премии агрострахования, распределённой по месяцам</w:t>
-            </w:r>
-          </w:p>
-        </w:tc>
-      </w:tr>
-      <w:tr>
-        <w:tc>
-          <w:tcPr/>
-          <w:p>
-            <w:r>
-              <w:rPr>
-                <w:b/>
-              </w:rPr>
-              <w:t>Итого расходы/мес</w:t>
-            </w:r>
-          </w:p>
-        </w:tc>
-        <w:tc>
-          <w:tcPr/>
-          <w:p>
-            <w:r>
-              <w:rPr>
-                <w:b/>
-              </w:rPr>
-              <w:t>18 000 000</w:t>
+              <w:t>100%</w:t>
+            </w:r>
+          </w:p>
+        </w:tc>
+      </w:tr>
+      <w:tr>
+        <w:tc>
+          <w:tcPr/>
+          <w:p>
+            <w:r>
+              <w:rPr>
+                <w:b/>
+              </w:rPr>
+              <w:t>ИТОГО ЗАТРАТЫ ПРИ ПОЛНОЙ МОЩНОСТИ</w:t>
+            </w:r>
+          </w:p>
+        </w:tc>
+        <w:tc>
+          <w:tcPr/>
+          <w:p>
+            <w:r>
+              <w:rPr>
+                <w:b/>
+              </w:rPr>
+              <w:t>22 993 333</w:t>
             </w:r>
           </w:p>
         </w:tc>
@@ -1215,6 +2373,797 @@
         </w:tc>
       </w:tr>
     </w:tbl>
+    <w:p>
+      <w:r>
+        <w:rPr>
+          <w:b/>
+        </w:rPr>
+        <w:t>Выход на мощность в Году 1</w:t>
+      </w:r>
+      <w:r>
+        <w:t xml:space="preserve"> — проект не стартует сразу со 100% загрузки: в модели заложен постепенный выход на проектную мощность за 6 месяцев (50% → 65% → 78% → 88% → 95% → 100%), что реалистичнее для нового бизнеса и напрямую влияет на потребность в оборотном капитале и денежный поток первых месяцев (см. лист «План продаж» в Excel).</w:t>
+      </w:r>
+    </w:p>
+    <w:p>
+      <w:r>
+        <w:rPr>
+          <w:b/>
+        </w:rPr>
+        <w:t>Ключевые показатели по месяцам Года 1, сум</w:t>
+      </w:r>
+    </w:p>
+    <w:tbl>
+      <w:tblPr>
+        <w:tblStyle w:val="CkTable"/>
+        <w:tblW w:w="0" w:type="auto"/>
+        <w:tblLayout w:type="autofit"/>
+        <w:tblLook w:firstRow="1" w:lastRow="0" w:firstColumn="0" w:lastColumn="0" w:noHBand="0" w:noVBand="1"/>
+      </w:tblPr>
+      <w:tblGrid>
+        <w:gridCol/>
+        <w:gridCol/>
+        <w:gridCol/>
+        <w:gridCol/>
+        <w:gridCol/>
+      </w:tblGrid>
+      <w:tr>
+        <w:trPr>
+          <w:tblHeader/>
+        </w:trPr>
+        <w:tc>
+          <w:tcPr/>
+          <w:p>
+            <w:r>
+              <w:rPr>
+                <w:b/>
+              </w:rPr>
+              <w:t>Показатель</w:t>
+            </w:r>
+          </w:p>
+        </w:tc>
+        <w:tc>
+          <w:tcPr/>
+          <w:p>
+            <w:r>
+              <w:rPr>
+                <w:b/>
+              </w:rPr>
+              <w:t>Мес. 1</w:t>
+            </w:r>
+          </w:p>
+        </w:tc>
+        <w:tc>
+          <w:tcPr/>
+          <w:p>
+            <w:r>
+              <w:rPr>
+                <w:b/>
+              </w:rPr>
+              <w:t>Мес. 3</w:t>
+            </w:r>
+          </w:p>
+        </w:tc>
+        <w:tc>
+          <w:tcPr/>
+          <w:p>
+            <w:r>
+              <w:rPr>
+                <w:b/>
+              </w:rPr>
+              <w:t>Мес. 6</w:t>
+            </w:r>
+          </w:p>
+        </w:tc>
+        <w:tc>
+          <w:tcPr/>
+          <w:p>
+            <w:r>
+              <w:rPr>
+                <w:b/>
+              </w:rPr>
+              <w:t>Мес. 12</w:t>
+            </w:r>
+          </w:p>
+        </w:tc>
+      </w:tr>
+      <w:tr>
+        <w:tc>
+          <w:tcPr/>
+          <w:p>
+            <w:r>
+              <w:t>Выручка</w:t>
+            </w:r>
+          </w:p>
+        </w:tc>
+        <w:tc>
+          <w:tcPr/>
+          <w:p>
+            <w:r>
+              <w:t>10 250 000</w:t>
+            </w:r>
+          </w:p>
+        </w:tc>
+        <w:tc>
+          <w:tcPr/>
+          <w:p>
+            <w:r>
+              <w:t>15 990 000</w:t>
+            </w:r>
+          </w:p>
+        </w:tc>
+        <w:tc>
+          <w:tcPr/>
+          <w:p>
+            <w:r>
+              <w:t>20 500 000</w:t>
+            </w:r>
+          </w:p>
+        </w:tc>
+        <w:tc>
+          <w:tcPr/>
+          <w:p>
+            <w:r>
+              <w:t>22 020 995</w:t>
+            </w:r>
+          </w:p>
+        </w:tc>
+      </w:tr>
+      <w:tr>
+        <w:tc>
+          <w:tcPr/>
+          <w:p>
+            <w:r>
+              <w:t>Чистая прибыль</w:t>
+            </w:r>
+          </w:p>
+        </w:tc>
+        <w:tc>
+          <w:tcPr/>
+          <w:p>
+            <w:r>
+              <w:t>−17 060 000</w:t>
+            </w:r>
+          </w:p>
+        </w:tc>
+        <w:tc>
+          <w:tcPr/>
+          <w:p>
+            <w:r>
+              <w:t>−13 112 000</w:t>
+            </w:r>
+          </w:p>
+        </w:tc>
+        <w:tc>
+          <w:tcPr/>
+          <w:p>
+            <w:r>
+              <w:t>−10 010 000</w:t>
+            </w:r>
+          </w:p>
+        </w:tc>
+        <w:tc>
+          <w:tcPr/>
+          <w:p>
+            <w:r>
+              <w:t>−8 963 852</w:t>
+            </w:r>
+          </w:p>
+        </w:tc>
+      </w:tr>
+      <w:tr>
+        <w:tc>
+          <w:tcPr/>
+          <w:p>
+            <w:r>
+              <w:t>Остаток денежных средств на конец периода</w:t>
+            </w:r>
+          </w:p>
+        </w:tc>
+        <w:tc>
+          <w:tcPr/>
+          <w:p>
+            <w:r>
+              <w:t>178 730 000</w:t>
+            </w:r>
+          </w:p>
+        </w:tc>
+        <w:tc>
+          <w:tcPr/>
+          <w:p>
+            <w:r>
+              <w:t>151 107 667</w:t>
+            </w:r>
+          </w:p>
+        </w:tc>
+        <w:tc>
+          <w:tcPr/>
+          <w:p>
+            <w:r>
+              <w:t>125 212 667</w:t>
+            </w:r>
+          </w:p>
+        </w:tc>
+        <w:tc>
+          <w:tcPr/>
+          <w:p>
+            <w:r>
+              <w:t>92 596 460</w:t>
+            </w:r>
+          </w:p>
+        </w:tc>
+      </w:tr>
+    </w:tbl>
+    <w:p>
+      <w:r>
+        <w:rPr>
+          <w:rStyle w:val="CkCaption"/>
+          <w:i/>
+        </w:rPr>
+        <w:t>Денежный поток остаётся положительным весь Год 1 при условии, что собственный капитал инициатора действительно покрывает не только основные средства, но и нарастание дебиторской задолженности и запасов на период выхода на мощность (см. смету выше).</w:t>
+      </w:r>
+    </w:p>
+    <w:p>
+      <w:r>
+        <w:rPr>
+          <w:b/>
+        </w:rPr>
+        <w:t>Точка безубыточности</w:t>
+      </w:r>
+    </w:p>
+    <w:tbl>
+      <w:tblPr>
+        <w:tblStyle w:val="CkTable"/>
+        <w:tblW w:w="0" w:type="auto"/>
+        <w:tblLayout w:type="autofit"/>
+        <w:tblLook w:firstRow="1" w:lastRow="0" w:firstColumn="0" w:lastColumn="0" w:noHBand="0" w:noVBand="1"/>
+      </w:tblPr>
+      <w:tblGrid>
+        <w:gridCol/>
+        <w:gridCol/>
+      </w:tblGrid>
+      <w:tr>
+        <w:trPr>
+          <w:tblHeader/>
+        </w:trPr>
+        <w:tc>
+          <w:tcPr/>
+          <w:p>
+            <w:r>
+              <w:rPr>
+                <w:b/>
+              </w:rPr>
+              <w:t>Показатель</w:t>
+            </w:r>
+          </w:p>
+        </w:tc>
+        <w:tc>
+          <w:tcPr/>
+          <w:p>
+            <w:r>
+              <w:rPr>
+                <w:b/>
+              </w:rPr>
+              <w:t>Значение</w:t>
+            </w:r>
+          </w:p>
+        </w:tc>
+      </w:tr>
+      <w:tr>
+        <w:tc>
+          <w:tcPr/>
+          <w:p>
+            <w:r>
+              <w:t>Маржинальная рентабельность (вклад на покрытие)</w:t>
+            </w:r>
+          </w:p>
+        </w:tc>
+        <w:tc>
+          <w:tcPr/>
+          <w:p>
+            <w:r>
+              <w:t>68,8%</w:t>
+            </w:r>
+          </w:p>
+        </w:tc>
+      </w:tr>
+      <w:tr>
+        <w:tc>
+          <w:tcPr/>
+          <w:p>
+            <w:r>
+              <w:t>Постоянные затраты, сум/мес</w:t>
+            </w:r>
+          </w:p>
+        </w:tc>
+        <w:tc>
+          <w:tcPr/>
+          <w:p>
+            <w:r>
+              <w:t>16 593 333</w:t>
+            </w:r>
+          </w:p>
+        </w:tc>
+      </w:tr>
+      <w:tr>
+        <w:tc>
+          <w:tcPr/>
+          <w:p>
+            <w:r>
+              <w:t>Точка безубыточности по выручке, сум/мес</w:t>
+            </w:r>
+          </w:p>
+        </w:tc>
+        <w:tc>
+          <w:tcPr/>
+          <w:p>
+            <w:r>
+              <w:t>24 125 059</w:t>
+            </w:r>
+          </w:p>
+        </w:tc>
+      </w:tr>
+      <w:tr>
+        <w:tc>
+          <w:tcPr/>
+          <w:p>
+            <w:r>
+              <w:t>Точка безубыточности, % от проектной мощности</w:t>
+            </w:r>
+          </w:p>
+        </w:tc>
+        <w:tc>
+          <w:tcPr/>
+          <w:p>
+            <w:r>
+              <w:t>117,7%</w:t>
+            </w:r>
+          </w:p>
+        </w:tc>
+      </w:tr>
+    </w:tbl>
+    <w:p>
+      <w:r>
+        <w:rPr>
+          <w:b/>
+        </w:rPr>
+        <w:t>Срок окупаемости и эффективность</w:t>
+      </w:r>
+    </w:p>
+    <w:p>
+      <w:r>
+        <w:t>Здесь важна многолетняя природа садоводства: приведённый Год 1 расчёта — это средний месяц 3-го года проекта (первый частичный товарный урожай), при котором операционная прибыль ещё тонкая, а обслуживание кредита даёт небольшой отрицательный чистый результат. Заявленный срок окупаемости 5-6 лет реалистичен только для проекта целиком: годы 1-2 — закладка сада без товарного урожая, год 3 — частичный урожай (показан в расчёте), годы 4-6 — урожайность растёт к пиковой, и накопленная за эти годы прибыль покрывает инвестиции. Считать окупаемость по прибыли одного года для многолетних агропроектов методологически неверно — расчёт должен строиться на накопленном денежном потоке за весь горизонт до пиковой урожайности.</w:t>
+      </w:r>
+    </w:p>
+    <w:p>
+      <w:r>
+        <w:rPr>
+          <w:rStyle w:val="CkCaption"/>
+          <w:i/>
+        </w:rPr>
+        <w:t>NPV и IRR в приложенном Excel-файле рассчитаны только за Год 1 проекта (12 месяцев) — в течение этого периода компания обычно ещё не успевает полностью окупить стартовые вложения. IRR за 12 месяцев математически не определяется, когда денежный поток года ещё не покрывает инвестиции (лист «NPV и IRR» показывает «н/д» в этом случае) — это ожидаемо для капиталоёмких проектов и не является ошибкой расчёта. Для реальной заявки в банк расширьте период анализа на нужное количество лет.</w:t>
+      </w:r>
+    </w:p>
+    <w:p>
+      <w:r>
+        <w:t>[Впишите] Пересчитайте все показатели этого раздела на основе цен, ставок аренды/зарплат и объёмов продаж вашего проекта в вашем регионе — они автоматически обновятся и в приложенном Excel-файле.</w:t>
+      </w:r>
+    </w:p>
+    <w:p>
+      <w:pPr>
+        <w:pStyle w:val="Heading2"/>
+        <ck:id v="risks"/>
+      </w:pPr>
+      <w:bookmarkStart w:id="13" w:name="risks"/>
+      <w:r>
+        <w:t>Оценка рисков</w:t>
+      </w:r>
+      <w:bookmarkEnd w:id="13"/>
+    </w:p>
+    <w:p>
+      <w:r>
+        <w:rPr>
+          <w:rStyle w:val="CkCaption"/>
+          <w:i/>
+        </w:rPr>
+        <w:t>Веса ниже отражают ОТНОСИТЕЛЬНУЮ значимость рисков друг относительно друга (в сумме — 100%), а не вероятность в процентах; оценка — экспертная, по шкале от 1 (низкий риск) до 5 (высокий риск).</w:t>
+      </w:r>
+    </w:p>
+    <w:tbl>
+      <w:tblPr>
+        <w:tblStyle w:val="CkTable"/>
+        <w:tblW w:w="0" w:type="auto"/>
+        <w:tblLayout w:type="autofit"/>
+        <w:tblLook w:firstRow="1" w:lastRow="0" w:firstColumn="0" w:lastColumn="0" w:noHBand="0" w:noVBand="1"/>
+      </w:tblPr>
+      <w:tblGrid>
+        <w:gridCol/>
+        <w:gridCol/>
+        <w:gridCol/>
+        <w:gridCol/>
+        <w:gridCol/>
+      </w:tblGrid>
+      <w:tr>
+        <w:trPr>
+          <w:tblHeader/>
+        </w:trPr>
+        <w:tc>
+          <w:tcPr/>
+          <w:p>
+            <w:r>
+              <w:rPr>
+                <w:b/>
+              </w:rPr>
+              <w:t>Риск</w:t>
+            </w:r>
+          </w:p>
+        </w:tc>
+        <w:tc>
+          <w:tcPr/>
+          <w:p>
+            <w:r>
+              <w:rPr>
+                <w:b/>
+              </w:rPr>
+              <w:t>Вес, %</w:t>
+            </w:r>
+          </w:p>
+        </w:tc>
+        <w:tc>
+          <w:tcPr/>
+          <w:p>
+            <w:r>
+              <w:rPr>
+                <w:b/>
+              </w:rPr>
+              <w:t>Оценка (1-5)</w:t>
+            </w:r>
+          </w:p>
+        </w:tc>
+        <w:tc>
+          <w:tcPr/>
+          <w:p>
+            <w:r>
+              <w:rPr>
+                <w:b/>
+              </w:rPr>
+              <w:t>Взвешенный балл</w:t>
+            </w:r>
+          </w:p>
+        </w:tc>
+        <w:tc>
+          <w:tcPr/>
+          <w:p>
+            <w:r>
+              <w:rPr>
+                <w:b/>
+              </w:rPr>
+              <w:t>Меры снижения</w:t>
+            </w:r>
+          </w:p>
+        </w:tc>
+      </w:tr>
+      <w:tr>
+        <w:tc>
+          <w:tcPr/>
+          <w:p>
+            <w:r>
+              <w:t>Погодные и климатические риски (засуха, заморозки, град)</w:t>
+            </w:r>
+          </w:p>
+        </w:tc>
+        <w:tc>
+          <w:tcPr/>
+          <w:p>
+            <w:r>
+              <w:t>20%</w:t>
+            </w:r>
+          </w:p>
+        </w:tc>
+        <w:tc>
+          <w:tcPr/>
+          <w:p>
+            <w:r>
+              <w:t>4</w:t>
+            </w:r>
+          </w:p>
+        </w:tc>
+        <w:tc>
+          <w:tcPr/>
+          <w:p>
+            <w:r>
+              <w:t>0,80</w:t>
+            </w:r>
+          </w:p>
+        </w:tc>
+        <w:tc>
+          <w:tcPr/>
+          <w:p>
+            <w:r>
+              <w:t>Страхование урожая, эффективная капельная ирригация, снижающая зависимость от осадков</w:t>
+            </w:r>
+          </w:p>
+        </w:tc>
+      </w:tr>
+      <w:tr>
+        <w:tc>
+          <w:tcPr/>
+          <w:p>
+            <w:r>
+              <w:t>Волатильность закупочных цен в сезон массового сбора урожая</w:t>
+            </w:r>
+          </w:p>
+        </w:tc>
+        <w:tc>
+          <w:tcPr/>
+          <w:p>
+            <w:r>
+              <w:t>20%</w:t>
+            </w:r>
+          </w:p>
+        </w:tc>
+        <w:tc>
+          <w:tcPr/>
+          <w:p>
+            <w:r>
+              <w:t>4</w:t>
+            </w:r>
+          </w:p>
+        </w:tc>
+        <w:tc>
+          <w:tcPr/>
+          <w:p>
+            <w:r>
+              <w:t>0,80</w:t>
+            </w:r>
+          </w:p>
+        </w:tc>
+        <w:tc>
+          <w:tcPr/>
+          <w:p>
+            <w:r>
+              <w:t>Долгосрочные контракты с переработчиками/сетями, собственное хранение для продажи в межсезонье</w:t>
+            </w:r>
+          </w:p>
+        </w:tc>
+      </w:tr>
+      <w:tr>
+        <w:tc>
+          <w:tcPr/>
+          <w:p>
+            <w:r>
+              <w:t>Вредители, болезни растений</w:t>
+            </w:r>
+          </w:p>
+        </w:tc>
+        <w:tc>
+          <w:tcPr/>
+          <w:p>
+            <w:r>
+              <w:t>15%</w:t>
+            </w:r>
+          </w:p>
+        </w:tc>
+        <w:tc>
+          <w:tcPr/>
+          <w:p>
+            <w:r>
+              <w:t>3</w:t>
+            </w:r>
+          </w:p>
+        </w:tc>
+        <w:tc>
+          <w:tcPr/>
+          <w:p>
+            <w:r>
+              <w:t>0,45</w:t>
+            </w:r>
+          </w:p>
+        </w:tc>
+        <w:tc>
+          <w:tcPr/>
+          <w:p>
+            <w:r>
+              <w:t>Агроконсультации, севооборот, профилактические обработки по графику</w:t>
+            </w:r>
+          </w:p>
+        </w:tc>
+      </w:tr>
+      <w:tr>
+        <w:tc>
+          <w:tcPr/>
+          <w:p>
+            <w:r>
+              <w:t>Дефицит и рост стоимости поливной воды в пиковый сезон</w:t>
+            </w:r>
+          </w:p>
+        </w:tc>
+        <w:tc>
+          <w:tcPr/>
+          <w:p>
+            <w:r>
+              <w:t>15%</w:t>
+            </w:r>
+          </w:p>
+        </w:tc>
+        <w:tc>
+          <w:tcPr/>
+          <w:p>
+            <w:r>
+              <w:t>3</w:t>
+            </w:r>
+          </w:p>
+        </w:tc>
+        <w:tc>
+          <w:tcPr/>
+          <w:p>
+            <w:r>
+              <w:t>0,45</w:t>
+            </w:r>
+          </w:p>
+        </w:tc>
+        <w:tc>
+          <w:tcPr/>
+          <w:p>
+            <w:r>
+              <w:t>Капельное орошение, водосберегающие технологии, чёткий график полива</w:t>
+            </w:r>
+          </w:p>
+        </w:tc>
+      </w:tr>
+      <w:tr>
+        <w:tc>
+          <w:tcPr/>
+          <w:p>
+            <w:r>
+              <w:t>Потери урожая из-за сбоев холодильного хранения</w:t>
+            </w:r>
+          </w:p>
+        </w:tc>
+        <w:tc>
+          <w:tcPr/>
+          <w:p>
+            <w:r>
+              <w:t>15%</w:t>
+            </w:r>
+          </w:p>
+        </w:tc>
+        <w:tc>
+          <w:tcPr/>
+          <w:p>
+            <w:r>
+              <w:t>2</w:t>
+            </w:r>
+          </w:p>
+        </w:tc>
+        <w:tc>
+          <w:tcPr/>
+          <w:p>
+            <w:r>
+              <w:t>0,30</w:t>
+            </w:r>
+          </w:p>
+        </w:tc>
+        <w:tc>
+          <w:tcPr/>
+          <w:p>
+            <w:r>
+              <w:t>Резервное электропитание камеры, страхование груза, контроль температурного режима</w:t>
+            </w:r>
+          </w:p>
+        </w:tc>
+      </w:tr>
+      <w:tr>
+        <w:tc>
+          <w:tcPr/>
+          <w:p>
+            <w:r>
+              <w:t>Изменение условий льготного кредитования и субсидий</w:t>
+            </w:r>
+          </w:p>
+        </w:tc>
+        <w:tc>
+          <w:tcPr/>
+          <w:p>
+            <w:r>
+              <w:t>15%</w:t>
+            </w:r>
+          </w:p>
+        </w:tc>
+        <w:tc>
+          <w:tcPr/>
+          <w:p>
+            <w:r>
+              <w:t>2</w:t>
+            </w:r>
+          </w:p>
+        </w:tc>
+        <w:tc>
+          <w:tcPr/>
+          <w:p>
+            <w:r>
+              <w:t>0,30</w:t>
+            </w:r>
+          </w:p>
+        </w:tc>
+        <w:tc>
+          <w:tcPr/>
+          <w:p>
+            <w:r>
+              <w:t>Диверсификация источников финансирования, не полагаться только на господдержку в расчёте окупаемости</w:t>
+            </w:r>
+          </w:p>
+        </w:tc>
+      </w:tr>
+      <w:tr>
+        <w:tc>
+          <w:tcPr/>
+          <w:p>
+            <w:r>
+              <w:rPr>
+                <w:b/>
+              </w:rPr>
+              <w:t>ИТОГО</w:t>
+            </w:r>
+          </w:p>
+        </w:tc>
+        <w:tc>
+          <w:tcPr/>
+          <w:p>
+            <w:r>
+              <w:rPr>
+                <w:b/>
+              </w:rPr>
+              <w:t>100%</w:t>
+            </w:r>
+          </w:p>
+        </w:tc>
+        <w:tc>
+          <w:tcPr/>
+          <w:p/>
+        </w:tc>
+        <w:tc>
+          <w:tcPr/>
+          <w:p>
+            <w:r>
+              <w:rPr>
+                <w:b/>
+              </w:rPr>
+              <w:t>3,10 из 5</w:t>
+            </w:r>
+          </w:p>
+        </w:tc>
+        <w:tc>
+          <w:tcPr/>
+          <w:p/>
+        </w:tc>
+      </w:tr>
+    </w:tbl>
+    <w:p>
+      <w:r>
+        <w:t>Итоговая взвешенная оценка (3,10 из 5) отражает экспертную оценку совокупного уровня риска проекта.</w:t>
+      </w:r>
+    </w:p>
+    <w:p>
+      <w:r>
+        <w:t>[Впишите] Дополните таблицу своими рисками, специфичными для вашего проекта и региона, и пересчитайте веса.</w:t>
+      </w:r>
+    </w:p>
+    <w:p>
+      <w:pPr>
+        <w:pStyle w:val="Heading2"/>
+        <ck:id v="conclusion"/>
+      </w:pPr>
+      <w:bookmarkStart w:id="14" w:name="conclusion"/>
+      <w:r>
+        <w:t>Заключение</w:t>
+      </w:r>
+      <w:bookmarkEnd w:id="14"/>
+    </w:p>
+    <w:p>
+      <w:r>
+        <w:t>[Впишите] Краткий вывод: почему проект целесообразен, какую пользу он приносит региону/отрасли, и какое решение вы просите у банка/инвестора.</w:t>
+      </w:r>
+    </w:p>
     <w:sdt>
       <w:sdtPr>
         <w:tag w:val="clarkdown:div"/>
@@ -1250,30 +3199,14 @@
               <w:p>
                 <w:r>
                   <w:rPr>
-                    <w:b/>
+                    <w:rStyle w:val="CkKicker"/>
                   </w:rPr>
-                  <w:t>Ежемесячная прибыль:</w:t>
+                  <w:t>ПРИМЕР</w:t>
                 </w:r>
+              </w:p>
+              <w:p>
                 <w:r>
-                  <w:t xml:space="preserve"> 2 500 000 сум · </w:t>
-                </w:r>
-                <w:r>
-                  <w:rPr>
-                    <w:b/>
-                  </w:rPr>
-                  <w:t>Срок окупаемости:</w:t>
-                </w:r>
-                <w:r>
-                  <w:t xml:space="preserve"> 248,0 мес. · </w:t>
-                </w:r>
-                <w:r>
-                  <w:rPr>
-                    <w:b/>
-                  </w:rPr>
-                  <w:t>Рентабельность продаж:</w:t>
-                </w:r>
-                <w:r>
-                  <w:t xml:space="preserve"> 12,2%</w:t>
+                  <w:t>Проект создаёт постоянные и сезонные рабочие места в сельской местности Самаркандской области, использует водосберегающее капельное орошение и снижает послеуборочные потери за счёт собственного холодильного хранения. В силу многолетней природы садоводства банку/инвестору предлагается оценивать эффективность проекта на горизонте 5-6 лет по накопленному денежному потоку, а не по прибыли одного года.</w:t>
                 </w:r>
               </w:p>
             </w:tc>
@@ -1281,183 +3214,6 @@
         </w:tbl>
       </w:sdtContent>
     </w:sdt>
-    <w:p>
-      <w:r>
-        <w:rPr>
-          <w:rStyle w:val="CkCaption"/>
-          <w:i/>
-        </w:rPr>
-        <w:t>Как считался этот пример: важно про сад — сумма стартовых затрат (620 млн сум) точно соответствует резюме. Но приведённая выручка — это средний месяц именно 3-го года (первый товарный, но частичный урожай). При таком урожае прибыль года 3 — лишь ≈2,5 млн сум/мес, что само по себе не даёт окупаемость за 5-6 лет. Заявленный в резюме срок 5-6 лет реалистичен только для проекта целиком: годы 1-2 — закладка сада без товарного урожая, год 3 — частичный урожай (показан здесь), годы 4-6 — урожайность растёт к пиковой, и накопленная за эти годы прибыль покрывает инвестиции. Это нормальная особенность садоводческих/многолетних проектов — окупаемость считается по накопленному денежному потоку за годы, а не по прибыли одного месяца.</w:t>
-      </w:r>
-    </w:p>
-    <w:p>
-      <w:r>
-        <w:t>[Впишите] Пересчитайте таблицы выше на основе цен, ставок аренды/зарплат и объёмов продаж вашего проекта в вашем регионе.</w:t>
-      </w:r>
-    </w:p>
-    <w:p>
-      <w:pPr>
-        <w:pStyle w:val="Heading2"/>
-        <ck:id v="risks"/>
-      </w:pPr>
-      <w:bookmarkStart w:id="10" w:name="risks"/>
-      <w:r>
-        <w:t>Риски и меры по их снижению</w:t>
-      </w:r>
-      <w:bookmarkEnd w:id="10"/>
-    </w:p>
-    <w:tbl>
-      <w:tblPr>
-        <w:tblStyle w:val="CkTable"/>
-        <w:tblW w:w="0" w:type="auto"/>
-        <w:tblLayout w:type="autofit"/>
-        <w:tblLook w:firstRow="1" w:lastRow="0" w:firstColumn="0" w:lastColumn="0" w:noHBand="0" w:noVBand="1"/>
-      </w:tblPr>
-      <w:tblGrid>
-        <w:gridCol/>
-        <w:gridCol/>
-      </w:tblGrid>
-      <w:tr>
-        <w:trPr>
-          <w:tblHeader/>
-        </w:trPr>
-        <w:tc>
-          <w:tcPr/>
-          <w:p>
-            <w:r>
-              <w:rPr>
-                <w:b/>
-              </w:rPr>
-              <w:t>Риск</w:t>
-            </w:r>
-          </w:p>
-        </w:tc>
-        <w:tc>
-          <w:tcPr/>
-          <w:p>
-            <w:r>
-              <w:rPr>
-                <w:b/>
-              </w:rPr>
-              <w:t>Меры снижения</w:t>
-            </w:r>
-          </w:p>
-        </w:tc>
-      </w:tr>
-      <w:tr>
-        <w:tc>
-          <w:tcPr/>
-          <w:p>
-            <w:r>
-              <w:t>Погодные и климатические риски (засуха, заморозки, град)</w:t>
-            </w:r>
-          </w:p>
-        </w:tc>
-        <w:tc>
-          <w:tcPr/>
-          <w:p>
-            <w:r>
-              <w:t>Страхование урожая, эффективная капельная ирригация, снижающая зависимость от осадков</w:t>
-            </w:r>
-          </w:p>
-        </w:tc>
-      </w:tr>
-      <w:tr>
-        <w:tc>
-          <w:tcPr/>
-          <w:p>
-            <w:r>
-              <w:t>Волатильность закупочных цен в сезон массового сбора урожая</w:t>
-            </w:r>
-          </w:p>
-        </w:tc>
-        <w:tc>
-          <w:tcPr/>
-          <w:p>
-            <w:r>
-              <w:t>Долгосрочные контракты с переработчиками/сетями, собственное или кооперативное хранение для продажи в межсезонье</w:t>
-            </w:r>
-          </w:p>
-        </w:tc>
-      </w:tr>
-      <w:tr>
-        <w:tc>
-          <w:tcPr/>
-          <w:p>
-            <w:r>
-              <w:t>Вредители, болезни растений и животных</w:t>
-            </w:r>
-          </w:p>
-        </w:tc>
-        <w:tc>
-          <w:tcPr/>
-          <w:p>
-            <w:r>
-              <w:t>Агро-/ветконсультации, севооборот, профилактические обработки по графику</w:t>
-            </w:r>
-          </w:p>
-        </w:tc>
-      </w:tr>
-      <w:tr>
-        <w:tc>
-          <w:tcPr/>
-          <w:p>
-            <w:r>
-              <w:t>Дефицит и рост стоимости поливной воды в пиковый сезон</w:t>
-            </w:r>
-          </w:p>
-        </w:tc>
-        <w:tc>
-          <w:tcPr/>
-          <w:p>
-            <w:r>
-              <w:t>Капельное орошение, водосберегающие технологии, чёткий график полива</w:t>
-            </w:r>
-          </w:p>
-        </w:tc>
-      </w:tr>
-      <w:tr>
-        <w:tc>
-          <w:tcPr/>
-          <w:p>
-            <w:r>
-              <w:t>Потери урожая из-за отсутствия холодильного хранения и логистики</w:t>
-            </w:r>
-          </w:p>
-        </w:tc>
-        <w:tc>
-          <w:tcPr/>
-          <w:p>
-            <w:r>
-              <w:t>Инвестиции в мини-хранилище или партнёрство с логистическим оператором для холодной цепи</w:t>
-            </w:r>
-          </w:p>
-        </w:tc>
-      </w:tr>
-      <w:tr>
-        <w:tc>
-          <w:tcPr/>
-          <w:p>
-            <w:r>
-              <w:t>Изменение условий льготного кредитования и субсидий</w:t>
-            </w:r>
-          </w:p>
-        </w:tc>
-        <w:tc>
-          <w:tcPr/>
-          <w:p>
-            <w:r>
-              <w:t>Диверсификация источников финансирования, не полагаться только на господдержку в расчёте окупаемости</w:t>
-            </w:r>
-          </w:p>
-        </w:tc>
-      </w:tr>
-    </w:tbl>
-    <w:p>
-      <w:r>
-        <w:t>[Впишите] Дополните таблицу своими рисками, специфичными для вашего проекта и региона.</w:t>
-      </w:r>
-    </w:p>
     <w:sectPr>
       <ck:section v="1:||margins=1.1in,size=letter"/>
       <w:footerReference w:type="default" r:id="rIdHf1"/>
